--- a/dev/server/docx/templates/confirmation.docx
+++ b/dev/server/docx/templates/confirmation.docx
@@ -1,10 +1,10 @@
 
 <file path=word/document.xml><?xml version="1.0" encoding="utf-8"?>
-<w:document xmlns:wpc="http://schemas.microsoft.com/office/word/2010/wordprocessingCanvas" xmlns:cx="http://schemas.microsoft.com/office/drawing/2014/chartex" xmlns:cx1="http://schemas.microsoft.com/office/drawing/2015/9/8/chartex" xmlns:cx2="http://schemas.microsoft.com/office/drawing/2015/10/21/chartex" xmlns:cx3="http://schemas.microsoft.com/office/drawing/2016/5/9/chartex" xmlns:cx4="http://schemas.microsoft.com/office/drawing/2016/5/10/chartex" xmlns:cx5="http://schemas.microsoft.com/office/drawing/2016/5/11/chartex" xmlns:cx6="http://schemas.microsoft.com/office/drawing/2016/5/12/chartex" xmlns:cx7="http://schemas.microsoft.com/office/drawing/2016/5/13/chartex" xmlns:cx8="http://schemas.microsoft.com/office/drawing/2016/5/14/chartex" xmlns:mc="http://schemas.openxmlformats.org/markup-compatibility/2006" xmlns:aink="http://schemas.microsoft.com/office/drawing/2016/ink" xmlns:am3d="http://schemas.microsoft.com/office/drawing/2017/model3d" xmlns:o="urn:schemas-microsoft-com:office:office" xmlns:r="http://schemas.openxmlformats.org/officeDocument/2006/relationships" xmlns:m="http://schemas.openxmlformats.org/officeDocument/2006/math" xmlns:v="urn:schemas-microsoft-com:vml" xmlns:wp14="http://schemas.microsoft.com/office/word/2010/wordprocessingDrawing" xmlns:wp="http://schemas.openxmlformats.org/drawingml/2006/wordprocessingDrawing" xmlns:w10="urn:schemas-microsoft-com:office:word" xmlns:w="http://schemas.openxmlformats.org/wordprocessingml/2006/main" xmlns:w14="http://schemas.microsoft.com/office/word/2010/wordml" xmlns:w15="http://schemas.microsoft.com/office/word/2012/wordml" xmlns:w16cex="http://schemas.microsoft.com/office/word/2018/wordml/cex" xmlns:w16cid="http://schemas.microsoft.com/office/word/2016/wordml/cid" xmlns:w16="http://schemas.microsoft.com/office/word/2018/wordml" xmlns:w16se="http://schemas.microsoft.com/office/word/2015/wordml/symex" xmlns:wpg="http://schemas.microsoft.com/office/word/2010/wordprocessingGroup" xmlns:wpi="http://schemas.microsoft.com/office/word/2010/wordprocessingInk" xmlns:wne="http://schemas.microsoft.com/office/word/2006/wordml" xmlns:wps="http://schemas.microsoft.com/office/word/2010/wordprocessingShape" mc:Ignorable="w14 w15 w16se w16cid w16 w16cex wp14">
+<w:document xmlns:wpc="http://schemas.microsoft.com/office/word/2010/wordprocessingCanvas" xmlns:mc="http://schemas.openxmlformats.org/markup-compatibility/2006" xmlns:o="urn:schemas-microsoft-com:office:office" xmlns:r="http://schemas.openxmlformats.org/officeDocument/2006/relationships" xmlns:m="http://schemas.openxmlformats.org/officeDocument/2006/math" xmlns:v="urn:schemas-microsoft-com:vml" xmlns:wp14="http://schemas.microsoft.com/office/word/2010/wordprocessingDrawing" xmlns:wp="http://schemas.openxmlformats.org/drawingml/2006/wordprocessingDrawing" xmlns:w="http://schemas.openxmlformats.org/wordprocessingml/2006/main" xmlns:w14="http://schemas.microsoft.com/office/word/2010/wordml" xmlns:w10="urn:schemas-microsoft-com:office:word" xmlns:w15="http://schemas.microsoft.com/office/word/2012/wordml" xmlns:wpg="http://schemas.microsoft.com/office/word/2010/wordprocessingGroup" xmlns:wpi="http://schemas.microsoft.com/office/word/2010/wordprocessingInk" xmlns:wne="http://schemas.microsoft.com/office/word/2006/wordml" xmlns:wps="http://schemas.microsoft.com/office/word/2010/wordprocessingShape" xmlns:wpsCustomData="http://www.wps.cn/officeDocument/2013/wpsCustomData" mc:Ignorable="w14 w15 wp14">
   <w:body>
     <w:p>
       <w:pPr>
-        <w:pStyle w:val="BodyText"/>
+        <w:pStyle w:val="4"/>
         <w:ind w:left="106"/>
         <w:rPr>
           <w:sz w:val="20"/>
@@ -14,18 +14,14 @@
         <w:rPr>
           <w:sz w:val="20"/>
         </w:rPr>
-      </w:r>
-      <w:r>
-        <w:rPr>
-          <w:sz w:val="20"/>
-        </w:rPr>
-        <w:pict w14:anchorId="27B985A6">
-          <v:shapetype id="_x0000_t202" coordsize="21600,21600" o:spt="202" path="m,l,21600r21600,l21600,xe">
-            <v:stroke joinstyle="miter"/>
-            <v:path gradientshapeok="t" o:connecttype="rect"/>
-          </v:shapetype>
-          <v:shape id="docshape1" o:spid="_x0000_s1026" type="#_x0000_t202" style="width:488pt;height:108pt;mso-left-percent:-10001;mso-top-percent:-10001;mso-position-horizontal:absolute;mso-position-horizontal-relative:char;mso-position-vertical:absolute;mso-position-vertical-relative:line;mso-left-percent:-10001;mso-top-percent:-10001" filled="f" strokeweight=".25906mm">
-            <v:textbox inset="0,0,0,0">
+        <w:pict>
+          <v:shape id="docshape1" o:spid="_x0000_s1026" o:spt="202" type="#_x0000_t202" style="height:108pt;width:488pt;" filled="f" coordsize="21600,21600">
+            <v:path/>
+            <v:fill on="f" focussize="0,0"/>
+            <v:stroke weight="0.734330708661417pt" joinstyle="miter"/>
+            <v:imagedata o:title=""/>
+            <o:lock v:ext="edit"/>
+            <v:textbox inset="0mm,0mm,0mm,0mm">
               <w:txbxContent>
                 <w:p>
                   <w:pPr>
@@ -484,19 +480,35 @@
                     </w:rPr>
                     <w:t xml:space="preserve"> </w:t>
                   </w:r>
-                  <w:hyperlink r:id="rId4">
-                    <w:r>
-                      <w:rPr>
-                        <w:rFonts w:ascii="Arial" w:hAnsi="Arial"/>
-                        <w:spacing w:val="-2"/>
-                        <w:sz w:val="20"/>
-                      </w:rPr>
-                      <w:t>learn@ac.lk</w:t>
-                    </w:r>
-                  </w:hyperlink>
+                  <w:r>
+                    <w:fldChar w:fldCharType="begin"/>
+                  </w:r>
+                  <w:r>
+                    <w:instrText xml:space="preserve"> HYPERLINK "mailto:learn@ac.lk" \h </w:instrText>
+                  </w:r>
+                  <w:r>
+                    <w:fldChar w:fldCharType="separate"/>
+                  </w:r>
+                  <w:r>
+                    <w:rPr>
+                      <w:rFonts w:ascii="Arial" w:hAnsi="Arial"/>
+                      <w:spacing w:val="-2"/>
+                      <w:sz w:val="20"/>
+                    </w:rPr>
+                    <w:t>learn@ac.lk</w:t>
+                  </w:r>
+                  <w:r>
+                    <w:rPr>
+                      <w:rFonts w:ascii="Arial" w:hAnsi="Arial"/>
+                      <w:spacing w:val="-2"/>
+                      <w:sz w:val="20"/>
+                    </w:rPr>
+                    <w:fldChar w:fldCharType="end"/>
+                  </w:r>
                 </w:p>
               </w:txbxContent>
             </v:textbox>
+            <w10:wrap type="none"/>
             <w10:anchorlock/>
           </v:shape>
         </w:pict>
@@ -504,7 +516,7 @@
     </w:p>
     <w:p>
       <w:pPr>
-        <w:pStyle w:val="BodyText"/>
+        <w:pStyle w:val="4"/>
         <w:spacing w:before="10"/>
         <w:rPr>
           <w:sz w:val="14"/>
@@ -531,7 +543,7 @@
     </w:p>
     <w:p>
       <w:pPr>
-        <w:pStyle w:val="BodyText"/>
+        <w:pStyle w:val="4"/>
         <w:spacing w:before="5"/>
         <w:rPr>
           <w:b/>
@@ -544,8 +556,11 @@
         <w:spacing w:line="343" w:lineRule="auto"/>
         <w:ind w:left="175" w:right="8761"/>
         <w:rPr>
-          <w:b/>
-          <w:sz w:val="24"/>
+          <w:rFonts w:hint="default"/>
+          <w:b/>
+          <w:spacing w:val="-4"/>
+          <w:sz w:val="24"/>
+          <w:lang w:val="en-GB"/>
         </w:rPr>
       </w:pPr>
       <w:r>
@@ -554,58 +569,142 @@
           <w:spacing w:val="-2"/>
           <w:sz w:val="24"/>
         </w:rPr>
-        <w:t>[</w:t>
-      </w:r>
-      <w:proofErr w:type="spellStart"/>
+        <w:t>[fullName]</w:t>
+      </w:r>
+      <w:bookmarkStart w:id="2" w:name="_GoBack"/>
+      <w:bookmarkEnd w:id="2"/>
       <w:r>
         <w:rPr>
           <w:b/>
           <w:spacing w:val="-2"/>
           <w:sz w:val="24"/>
         </w:rPr>
-        <w:t>fullName</w:t>
-      </w:r>
-      <w:proofErr w:type="spellEnd"/>
-      <w:r>
-        <w:rPr>
+        <w:t>,</w:t>
+      </w:r>
+      <w:r>
+        <w:rPr>
+          <w:rFonts w:hint="default"/>
           <w:b/>
           <w:spacing w:val="-2"/>
           <w:sz w:val="24"/>
-        </w:rPr>
-        <w:t>],</w:t>
-      </w:r>
-      <w:r>
-        <w:rPr>
+          <w:lang w:val="en-GB"/>
+        </w:rPr>
+        <w:t xml:space="preserve">                                                                           </w:t>
+      </w:r>
+      <w:r>
+        <w:rPr>
+          <w:b/>
           <w:spacing w:val="-2"/>
           <w:sz w:val="24"/>
         </w:rPr>
-        <w:t xml:space="preserve"> </w:t>
-      </w:r>
-      <w:r>
-        <w:rPr>
-          <w:b/>
+        <w:t xml:space="preserve"> [address]</w:t>
+      </w:r>
+      <w:r>
+        <w:rPr>
+          <w:rFonts w:hint="default"/>
+          <w:b/>
+          <w:spacing w:val="-2"/>
+          <w:sz w:val="24"/>
+          <w:lang w:val="en-GB"/>
+        </w:rPr>
+        <w:t xml:space="preserve">                                           </w:t>
+      </w:r>
+    </w:p>
+    <w:p>
+      <w:pPr>
+        <w:pStyle w:val="4"/>
+        <w:spacing w:before="9"/>
+        <w:rPr>
+          <w:b/>
+          <w:sz w:val="22"/>
+        </w:rPr>
+      </w:pPr>
+    </w:p>
+    <w:p>
+      <w:pPr>
+        <w:spacing w:before="90"/>
+        <w:ind w:left="175"/>
+        <w:rPr>
+          <w:rFonts w:hint="default"/>
+          <w:b w:val="0"/>
           <w:bCs/>
-          <w:spacing w:val="-2"/>
-          <w:sz w:val="24"/>
-        </w:rPr>
-        <w:t>[</w:t>
-      </w:r>
-      <w:r>
-        <w:rPr>
-          <w:b/>
-          <w:spacing w:val="-2"/>
-          <w:sz w:val="24"/>
-        </w:rPr>
-        <w:t>address]</w:t>
-      </w:r>
-    </w:p>
-    <w:p>
-      <w:pPr>
-        <w:pStyle w:val="BodyText"/>
-        <w:spacing w:before="9"/>
-        <w:rPr>
-          <w:b/>
-          <w:sz w:val="22"/>
+          <w:spacing w:val="-4"/>
+          <w:sz w:val="24"/>
+          <w:lang w:val="en-GB"/>
+        </w:rPr>
+      </w:pPr>
+      <w:r>
+        <w:rPr>
+          <w:b w:val="0"/>
+          <w:bCs/>
+          <w:spacing w:val="-4"/>
+          <w:sz w:val="24"/>
+        </w:rPr>
+        <w:t>Dear [sal</w:t>
+      </w:r>
+      <w:r>
+        <w:rPr>
+          <w:rFonts w:hint="default"/>
+          <w:b w:val="0"/>
+          <w:bCs/>
+          <w:spacing w:val="-4"/>
+          <w:sz w:val="24"/>
+          <w:lang w:val="en-GB"/>
+        </w:rPr>
+        <w:t>u</w:t>
+      </w:r>
+      <w:r>
+        <w:rPr>
+          <w:b w:val="0"/>
+          <w:bCs/>
+          <w:spacing w:val="-4"/>
+          <w:sz w:val="24"/>
+        </w:rPr>
+        <w:t>tation]</w:t>
+      </w:r>
+      <w:r>
+        <w:rPr>
+          <w:rFonts w:hint="default"/>
+          <w:b w:val="0"/>
+          <w:bCs/>
+          <w:spacing w:val="-4"/>
+          <w:sz w:val="24"/>
+          <w:lang w:val="en-GB"/>
+        </w:rPr>
+        <w:t xml:space="preserve"> </w:t>
+      </w:r>
+      <w:r>
+        <w:rPr>
+          <w:b w:val="0"/>
+          <w:bCs/>
+          <w:spacing w:val="-4"/>
+          <w:sz w:val="24"/>
+        </w:rPr>
+        <w:t>[fName],</w:t>
+      </w:r>
+      <w:r>
+        <w:rPr>
+          <w:rFonts w:hint="default"/>
+          <w:b w:val="0"/>
+          <w:bCs/>
+          <w:spacing w:val="-4"/>
+          <w:sz w:val="24"/>
+          <w:lang w:val="en-GB"/>
+        </w:rPr>
+        <w:t xml:space="preserve"> </w:t>
+      </w:r>
+    </w:p>
+    <w:p>
+      <w:pPr>
+        <w:spacing w:before="90"/>
+        <w:ind w:left="175"/>
+        <w:rPr>
+          <w:rFonts w:hint="default"/>
+          <w:b w:val="0"/>
+          <w:bCs/>
+          <w:spacing w:val="-4"/>
+          <w:sz w:val="24"/>
+          <w:lang w:val="en-GB"/>
         </w:rPr>
       </w:pPr>
     </w:p>
@@ -614,53 +713,6 @@
         <w:spacing w:line="566" w:lineRule="auto"/>
         <w:ind w:left="175" w:right="7875"/>
         <w:rPr>
-          <w:sz w:val="24"/>
-          <w:szCs w:val="24"/>
-        </w:rPr>
-      </w:pPr>
-      <w:r>
-        <w:rPr>
-          <w:sz w:val="24"/>
-          <w:szCs w:val="24"/>
-        </w:rPr>
-        <w:t>Dear</w:t>
-      </w:r>
-      <w:r>
-        <w:rPr>
-          <w:sz w:val="24"/>
-          <w:szCs w:val="24"/>
-        </w:rPr>
-        <w:t xml:space="preserve"> </w:t>
-      </w:r>
-      <w:r>
-        <w:rPr>
-          <w:sz w:val="24"/>
-          <w:szCs w:val="24"/>
-        </w:rPr>
-        <w:t>[saltation][</w:t>
-      </w:r>
-      <w:proofErr w:type="spellStart"/>
-      <w:r>
-        <w:rPr>
-          <w:sz w:val="24"/>
-          <w:szCs w:val="24"/>
-        </w:rPr>
-        <w:t>fName</w:t>
-      </w:r>
-      <w:proofErr w:type="spellEnd"/>
-      <w:r>
-        <w:rPr>
-          <w:sz w:val="24"/>
-          <w:szCs w:val="24"/>
-        </w:rPr>
-        <w:t>],</w:t>
-      </w:r>
-    </w:p>
-    <w:p>
-      <w:pPr>
-        <w:spacing w:line="566" w:lineRule="auto"/>
-        <w:ind w:left="175" w:right="7875"/>
-        <w:rPr>
           <w:b/>
           <w:sz w:val="24"/>
           <w:u w:val="single"/>
@@ -700,16 +752,26 @@
       </w:r>
       <w:r>
         <w:rPr>
-          <w:b/>
+          <w:rFonts w:hint="default"/>
+          <w:spacing w:val="-15"/>
           <w:sz w:val="24"/>
           <w:u w:val="single"/>
+          <w:lang w:val="en-GB"/>
+        </w:rPr>
+        <w:t xml:space="preserve"> </w:t>
+      </w:r>
+      <w:r>
+        <w:rPr>
+          <w:b/>
+          <w:sz w:val="24"/>
+          <w:u w:val="single"/>
         </w:rPr>
         <w:t>Confirmation</w:t>
       </w:r>
     </w:p>
     <w:p>
       <w:pPr>
-        <w:pStyle w:val="BodyText"/>
+        <w:pStyle w:val="4"/>
         <w:spacing w:before="38" w:line="242" w:lineRule="auto"/>
         <w:ind w:left="175" w:right="112"/>
         <w:jc w:val="both"/>
@@ -731,28 +793,12 @@
           <w:b/>
           <w:bCs/>
         </w:rPr>
-        <w:t>[</w:t>
-      </w:r>
-      <w:proofErr w:type="spellStart"/>
-      <w:r>
-        <w:rPr>
-          <w:b/>
-          <w:bCs/>
-        </w:rPr>
-        <w:t>effectiveDate</w:t>
-      </w:r>
-      <w:proofErr w:type="spellEnd"/>
-      <w:r>
-        <w:rPr>
-          <w:b/>
-          <w:bCs/>
-        </w:rPr>
-        <w:t>].</w:t>
-      </w:r>
-    </w:p>
-    <w:p>
-      <w:pPr>
-        <w:pStyle w:val="BodyText"/>
+        <w:t>[effectiveDate].</w:t>
+      </w:r>
+    </w:p>
+    <w:p>
+      <w:pPr>
+        <w:pStyle w:val="4"/>
         <w:spacing w:before="182"/>
         <w:ind w:left="175" w:right="108"/>
         <w:jc w:val="both"/>
@@ -760,21 +806,12 @@
       <w:r>
         <w:t>We wish to inform you that at the [</w:t>
       </w:r>
-      <w:proofErr w:type="spellStart"/>
-      <w:r>
-        <w:rPr>
-          <w:b/>
-        </w:rPr>
-        <w:t>boardNo</w:t>
-      </w:r>
-      <w:proofErr w:type="spellEnd"/>
-      <w:r>
-        <w:rPr>
-          <w:b/>
-        </w:rPr>
-        <w:t>]</w:t>
-      </w:r>
-      <w:proofErr w:type="spellStart"/>
+      <w:r>
+        <w:rPr>
+          <w:b/>
+        </w:rPr>
+        <w:t>boardNo]</w:t>
+      </w:r>
       <w:r>
         <w:rPr>
           <w:b/>
@@ -782,7 +819,6 @@
         </w:rPr>
         <w:t>th</w:t>
       </w:r>
-      <w:proofErr w:type="spellEnd"/>
       <w:r>
         <w:t xml:space="preserve"> Board of Directors Meeting of LEARN held on </w:t>
       </w:r>
@@ -791,71 +827,33 @@
           <w:b/>
           <w:bCs/>
         </w:rPr>
+        <w:t>[meetingDate]</w:t>
+      </w:r>
+      <w:r>
+        <w:t xml:space="preserve"> it was decided to confirm your services on a permanent basis in your position as </w:t>
+      </w:r>
+      <w:r>
+        <w:rPr>
+          <w:b/>
+          <w:bCs/>
+        </w:rPr>
         <w:t>[</w:t>
       </w:r>
-      <w:proofErr w:type="spellStart"/>
+      <w:r>
+        <w:rPr>
+          <w:b/>
+        </w:rPr>
+        <w:t>designation]</w:t>
+      </w:r>
+      <w:r>
+        <w:t xml:space="preserve"> with effect from </w:t>
+      </w:r>
       <w:r>
         <w:rPr>
           <w:b/>
           <w:bCs/>
         </w:rPr>
-        <w:t>meetingDate</w:t>
-      </w:r>
-      <w:proofErr w:type="spellEnd"/>
-      <w:r>
-        <w:rPr>
-          <w:b/>
-          <w:bCs/>
-        </w:rPr>
-        <w:t>]</w:t>
-      </w:r>
-      <w:r>
-        <w:t xml:space="preserve"> it was decided to confirm your services on a permanent basis in your position as </w:t>
-      </w:r>
-      <w:r>
-        <w:rPr>
-          <w:b/>
-          <w:bCs/>
-        </w:rPr>
-        <w:t>[</w:t>
-      </w:r>
-      <w:r>
-        <w:rPr>
-          <w:b/>
-        </w:rPr>
-        <w:t>d</w:t>
-      </w:r>
-      <w:r>
-        <w:rPr>
-          <w:b/>
-        </w:rPr>
-        <w:t>esignation]</w:t>
-      </w:r>
-      <w:r>
-        <w:t xml:space="preserve"> with effect from </w:t>
-      </w:r>
-      <w:r>
-        <w:rPr>
-          <w:b/>
-          <w:bCs/>
-        </w:rPr>
-        <w:t>[</w:t>
-      </w:r>
-      <w:proofErr w:type="spellStart"/>
-      <w:r>
-        <w:rPr>
-          <w:b/>
-          <w:bCs/>
-        </w:rPr>
-        <w:t>effectiveDate</w:t>
-      </w:r>
-      <w:proofErr w:type="spellEnd"/>
-      <w:r>
-        <w:rPr>
-          <w:b/>
-          <w:bCs/>
-        </w:rPr>
-        <w:t>]</w:t>
+        <w:t>[effectiveDate]</w:t>
       </w:r>
       <w:r>
         <w:t>. Further, it was decided to place you, in your next increment step that you are eligible after completion of one year service with LEARN. Therefore, your basic salary will be [salary]/- + [allowance]/- allowance per month with effect from the date of confirmation. All other terms and</w:t>
@@ -872,7 +870,7 @@
     </w:p>
     <w:p>
       <w:pPr>
-        <w:pStyle w:val="BodyText"/>
+        <w:pStyle w:val="4"/>
         <w:spacing w:before="9"/>
         <w:rPr>
           <w:sz w:val="23"/>
@@ -881,7 +879,7 @@
     </w:p>
     <w:p>
       <w:pPr>
-        <w:pStyle w:val="BodyText"/>
+        <w:pStyle w:val="4"/>
         <w:ind w:left="175"/>
       </w:pPr>
       <w:r>
@@ -1043,13 +1041,13 @@
     </w:p>
     <w:p>
       <w:pPr>
-        <w:pStyle w:val="BodyText"/>
+        <w:pStyle w:val="4"/>
         <w:spacing w:before="3"/>
       </w:pPr>
     </w:p>
     <w:p>
       <w:pPr>
-        <w:pStyle w:val="BodyText"/>
+        <w:pStyle w:val="4"/>
         <w:spacing w:line="400" w:lineRule="auto"/>
         <w:ind w:left="175" w:right="66"/>
       </w:pPr>
@@ -1185,7 +1183,7 @@
     </w:p>
     <w:p>
       <w:pPr>
-        <w:pStyle w:val="BodyText"/>
+        <w:pStyle w:val="4"/>
         <w:spacing w:line="274" w:lineRule="exact"/>
         <w:ind w:left="175"/>
       </w:pPr>
@@ -1198,7 +1196,7 @@
     </w:p>
     <w:p>
       <w:pPr>
-        <w:pStyle w:val="BodyText"/>
+        <w:pStyle w:val="4"/>
         <w:rPr>
           <w:sz w:val="26"/>
         </w:rPr>
@@ -1206,7 +1204,7 @@
     </w:p>
     <w:p>
       <w:pPr>
-        <w:pStyle w:val="BodyText"/>
+        <w:pStyle w:val="4"/>
         <w:rPr>
           <w:sz w:val="26"/>
         </w:rPr>
@@ -1214,7 +1212,7 @@
     </w:p>
     <w:p>
       <w:pPr>
-        <w:pStyle w:val="BodyText"/>
+        <w:pStyle w:val="4"/>
         <w:spacing w:before="231" w:line="275" w:lineRule="exact"/>
         <w:ind w:left="175"/>
       </w:pPr>
@@ -1227,7 +1225,7 @@
     </w:p>
     <w:p>
       <w:pPr>
-        <w:pStyle w:val="BodyText"/>
+        <w:pStyle w:val="4"/>
         <w:spacing w:line="275" w:lineRule="exact"/>
         <w:ind w:left="175"/>
       </w:pPr>
@@ -1276,7 +1274,7 @@
     </w:p>
     <w:p>
       <w:pPr>
-        <w:pStyle w:val="BodyText"/>
+        <w:pStyle w:val="4"/>
         <w:rPr>
           <w:sz w:val="26"/>
         </w:rPr>
@@ -1284,7 +1282,7 @@
     </w:p>
     <w:p>
       <w:pPr>
-        <w:pStyle w:val="BodyText"/>
+        <w:pStyle w:val="4"/>
         <w:spacing w:before="9"/>
         <w:rPr>
           <w:sz w:val="21"/>
@@ -1293,7 +1291,7 @@
     </w:p>
     <w:p>
       <w:pPr>
-        <w:pStyle w:val="BodyText"/>
+        <w:pStyle w:val="4"/>
         <w:spacing w:line="242" w:lineRule="auto"/>
         <w:ind w:left="175" w:right="119"/>
         <w:jc w:val="both"/>
@@ -1310,7 +1308,7 @@
     </w:p>
     <w:p>
       <w:pPr>
-        <w:pStyle w:val="BodyText"/>
+        <w:pStyle w:val="4"/>
         <w:rPr>
           <w:sz w:val="26"/>
         </w:rPr>
@@ -1318,7 +1316,7 @@
     </w:p>
     <w:p>
       <w:pPr>
-        <w:pStyle w:val="BodyText"/>
+        <w:pStyle w:val="4"/>
         <w:spacing w:before="7"/>
         <w:rPr>
           <w:sz w:val="21"/>
@@ -1359,7 +1357,7 @@
     </w:p>
     <w:p>
       <w:pPr>
-        <w:pStyle w:val="BodyText"/>
+        <w:pStyle w:val="4"/>
         <w:tabs>
           <w:tab w:val="left" w:pos="8098"/>
         </w:tabs>
@@ -1386,429 +1384,301 @@
       <w:type w:val="continuous"/>
       <w:pgSz w:w="11910" w:h="16840"/>
       <w:pgMar w:top="440" w:right="540" w:bottom="280" w:left="920" w:header="720" w:footer="720" w:gutter="0"/>
-      <w:cols w:space="720"/>
+      <w:cols w:space="720" w:num="1"/>
     </w:sectPr>
   </w:body>
 </w:document>
 </file>
 
 <file path=word/styles.xml><?xml version="1.0" encoding="utf-8"?>
-<w:styles xmlns:mc="http://schemas.openxmlformats.org/markup-compatibility/2006" xmlns:r="http://schemas.openxmlformats.org/officeDocument/2006/relationships" xmlns:w="http://schemas.openxmlformats.org/wordprocessingml/2006/main" xmlns:w14="http://schemas.microsoft.com/office/word/2010/wordml" xmlns:w15="http://schemas.microsoft.com/office/word/2012/wordml" xmlns:w16cex="http://schemas.microsoft.com/office/word/2018/wordml/cex" xmlns:w16cid="http://schemas.microsoft.com/office/word/2016/wordml/cid" xmlns:w16="http://schemas.microsoft.com/office/word/2018/wordml" xmlns:w16se="http://schemas.microsoft.com/office/word/2015/wordml/symex" mc:Ignorable="w14 w15 w16se w16cid w16 w16cex">
+<w:styles xmlns:mc="http://schemas.openxmlformats.org/markup-compatibility/2006" xmlns:o="urn:schemas-microsoft-com:office:office" xmlns:r="http://schemas.openxmlformats.org/officeDocument/2006/relationships" xmlns:m="http://schemas.openxmlformats.org/officeDocument/2006/math" xmlns:v="urn:schemas-microsoft-com:vml" xmlns:w="http://schemas.openxmlformats.org/wordprocessingml/2006/main" xmlns:w14="http://schemas.microsoft.com/office/word/2010/wordml" xmlns:w10="urn:schemas-microsoft-com:office:word" xmlns:sl="http://schemas.openxmlformats.org/schemaLibrary/2006/main" xmlns:wpsCustomData="http://www.wps.cn/officeDocument/2013/wpsCustomData" mc:Ignorable="w14">
   <w:docDefaults>
     <w:rPrDefault>
       <w:rPr>
-        <w:rFonts w:asciiTheme="minorHAnsi" w:eastAsiaTheme="minorHAnsi" w:hAnsiTheme="minorHAnsi" w:cstheme="minorBidi"/>
-        <w:sz w:val="22"/>
-        <w:szCs w:val="22"/>
-        <w:lang w:val="en-US" w:eastAsia="en-US" w:bidi="ar-SA"/>
+        <w:rFonts w:ascii="Times New Roman" w:hAnsi="Times New Roman" w:eastAsia="SimSun" w:cs="Times New Roman"/>
       </w:rPr>
     </w:rPrDefault>
-    <w:pPrDefault>
-      <w:pPr>
-        <w:widowControl w:val="0"/>
-        <w:autoSpaceDE w:val="0"/>
-        <w:autoSpaceDN w:val="0"/>
-      </w:pPr>
-    </w:pPrDefault>
+    <w:pPrDefault/>
   </w:docDefaults>
-  <w:latentStyles w:defLockedState="0" w:defUIPriority="99" w:defSemiHidden="0" w:defUnhideWhenUsed="0" w:defQFormat="0" w:count="376">
-    <w:lsdException w:name="Normal" w:uiPriority="0" w:qFormat="1"/>
-    <w:lsdException w:name="heading 1" w:uiPriority="9" w:qFormat="1"/>
-    <w:lsdException w:name="heading 2" w:semiHidden="1" w:uiPriority="9" w:unhideWhenUsed="1" w:qFormat="1"/>
-    <w:lsdException w:name="heading 3" w:semiHidden="1" w:uiPriority="9" w:unhideWhenUsed="1" w:qFormat="1"/>
-    <w:lsdException w:name="heading 4" w:semiHidden="1" w:uiPriority="9" w:unhideWhenUsed="1" w:qFormat="1"/>
-    <w:lsdException w:name="heading 5" w:semiHidden="1" w:uiPriority="9" w:unhideWhenUsed="1" w:qFormat="1"/>
-    <w:lsdException w:name="heading 6" w:semiHidden="1" w:uiPriority="9" w:unhideWhenUsed="1" w:qFormat="1"/>
-    <w:lsdException w:name="heading 7" w:semiHidden="1" w:uiPriority="9" w:unhideWhenUsed="1" w:qFormat="1"/>
-    <w:lsdException w:name="heading 8" w:semiHidden="1" w:uiPriority="9" w:unhideWhenUsed="1" w:qFormat="1"/>
-    <w:lsdException w:name="heading 9" w:semiHidden="1" w:uiPriority="9" w:unhideWhenUsed="1" w:qFormat="1"/>
-    <w:lsdException w:name="index 1" w:semiHidden="1" w:unhideWhenUsed="1"/>
-    <w:lsdException w:name="index 2" w:semiHidden="1" w:unhideWhenUsed="1"/>
-    <w:lsdException w:name="index 3" w:semiHidden="1" w:unhideWhenUsed="1"/>
-    <w:lsdException w:name="index 4" w:semiHidden="1" w:unhideWhenUsed="1"/>
-    <w:lsdException w:name="index 5" w:semiHidden="1" w:unhideWhenUsed="1"/>
-    <w:lsdException w:name="index 6" w:semiHidden="1" w:unhideWhenUsed="1"/>
-    <w:lsdException w:name="index 7" w:semiHidden="1" w:unhideWhenUsed="1"/>
-    <w:lsdException w:name="index 8" w:semiHidden="1" w:unhideWhenUsed="1"/>
-    <w:lsdException w:name="index 9" w:semiHidden="1" w:unhideWhenUsed="1"/>
-    <w:lsdException w:name="toc 1" w:semiHidden="1" w:uiPriority="39" w:unhideWhenUsed="1"/>
-    <w:lsdException w:name="toc 2" w:semiHidden="1" w:uiPriority="39" w:unhideWhenUsed="1"/>
-    <w:lsdException w:name="toc 3" w:semiHidden="1" w:uiPriority="39" w:unhideWhenUsed="1"/>
-    <w:lsdException w:name="toc 4" w:semiHidden="1" w:uiPriority="39" w:unhideWhenUsed="1"/>
-    <w:lsdException w:name="toc 5" w:semiHidden="1" w:uiPriority="39" w:unhideWhenUsed="1"/>
-    <w:lsdException w:name="toc 6" w:semiHidden="1" w:uiPriority="39" w:unhideWhenUsed="1"/>
-    <w:lsdException w:name="toc 7" w:semiHidden="1" w:uiPriority="39" w:unhideWhenUsed="1"/>
-    <w:lsdException w:name="toc 8" w:semiHidden="1" w:uiPriority="39" w:unhideWhenUsed="1"/>
-    <w:lsdException w:name="toc 9" w:semiHidden="1" w:uiPriority="39" w:unhideWhenUsed="1"/>
-    <w:lsdException w:name="Normal Indent" w:semiHidden="1" w:unhideWhenUsed="1"/>
-    <w:lsdException w:name="footnote text" w:semiHidden="1" w:unhideWhenUsed="1"/>
-    <w:lsdException w:name="annotation text" w:semiHidden="1" w:unhideWhenUsed="1"/>
-    <w:lsdException w:name="header" w:semiHidden="1" w:unhideWhenUsed="1"/>
-    <w:lsdException w:name="footer" w:semiHidden="1" w:unhideWhenUsed="1"/>
-    <w:lsdException w:name="index heading" w:semiHidden="1" w:unhideWhenUsed="1"/>
-    <w:lsdException w:name="caption" w:semiHidden="1" w:uiPriority="35" w:unhideWhenUsed="1" w:qFormat="1"/>
-    <w:lsdException w:name="table of figures" w:semiHidden="1" w:unhideWhenUsed="1"/>
-    <w:lsdException w:name="envelope address" w:semiHidden="1" w:unhideWhenUsed="1"/>
-    <w:lsdException w:name="envelope return" w:semiHidden="1" w:unhideWhenUsed="1"/>
-    <w:lsdException w:name="footnote reference" w:semiHidden="1" w:unhideWhenUsed="1"/>
-    <w:lsdException w:name="annotation reference" w:semiHidden="1" w:unhideWhenUsed="1"/>
-    <w:lsdException w:name="line number" w:semiHidden="1" w:unhideWhenUsed="1"/>
-    <w:lsdException w:name="page number" w:semiHidden="1" w:unhideWhenUsed="1"/>
-    <w:lsdException w:name="endnote reference" w:semiHidden="1" w:unhideWhenUsed="1"/>
-    <w:lsdException w:name="endnote text" w:semiHidden="1" w:unhideWhenUsed="1"/>
-    <w:lsdException w:name="table of authorities" w:semiHidden="1" w:unhideWhenUsed="1"/>
-    <w:lsdException w:name="macro" w:semiHidden="1" w:unhideWhenUsed="1"/>
-    <w:lsdException w:name="toa heading" w:semiHidden="1" w:unhideWhenUsed="1"/>
-    <w:lsdException w:name="List" w:semiHidden="1" w:unhideWhenUsed="1"/>
-    <w:lsdException w:name="List Bullet" w:semiHidden="1" w:unhideWhenUsed="1"/>
-    <w:lsdException w:name="List Number" w:semiHidden="1" w:unhideWhenUsed="1"/>
-    <w:lsdException w:name="List 2" w:semiHidden="1" w:unhideWhenUsed="1"/>
-    <w:lsdException w:name="List 3" w:semiHidden="1" w:unhideWhenUsed="1"/>
-    <w:lsdException w:name="List 4" w:semiHidden="1" w:unhideWhenUsed="1"/>
-    <w:lsdException w:name="List 5" w:semiHidden="1" w:unhideWhenUsed="1"/>
-    <w:lsdException w:name="List Bullet 2" w:semiHidden="1" w:unhideWhenUsed="1"/>
-    <w:lsdException w:name="List Bullet 3" w:semiHidden="1" w:unhideWhenUsed="1"/>
-    <w:lsdException w:name="List Bullet 4" w:semiHidden="1" w:unhideWhenUsed="1"/>
-    <w:lsdException w:name="List Bullet 5" w:semiHidden="1" w:unhideWhenUsed="1"/>
-    <w:lsdException w:name="List Number 2" w:semiHidden="1" w:unhideWhenUsed="1"/>
-    <w:lsdException w:name="List Number 3" w:semiHidden="1" w:unhideWhenUsed="1"/>
-    <w:lsdException w:name="List Number 4" w:semiHidden="1" w:unhideWhenUsed="1"/>
-    <w:lsdException w:name="List Number 5" w:semiHidden="1" w:unhideWhenUsed="1"/>
-    <w:lsdException w:name="Title" w:uiPriority="10" w:qFormat="1"/>
-    <w:lsdException w:name="Closing" w:semiHidden="1" w:unhideWhenUsed="1"/>
-    <w:lsdException w:name="Signature" w:semiHidden="1" w:unhideWhenUsed="1"/>
-    <w:lsdException w:name="Default Paragraph Font" w:semiHidden="1" w:uiPriority="1" w:unhideWhenUsed="1"/>
-    <w:lsdException w:name="Body Text" w:semiHidden="1" w:unhideWhenUsed="1"/>
-    <w:lsdException w:name="Body Text Indent" w:semiHidden="1" w:unhideWhenUsed="1"/>
-    <w:lsdException w:name="List Continue" w:semiHidden="1" w:unhideWhenUsed="1"/>
-    <w:lsdException w:name="List Continue 2" w:semiHidden="1" w:unhideWhenUsed="1"/>
-    <w:lsdException w:name="List Continue 3" w:semiHidden="1" w:unhideWhenUsed="1"/>
-    <w:lsdException w:name="List Continue 4" w:semiHidden="1" w:unhideWhenUsed="1"/>
-    <w:lsdException w:name="List Continue 5" w:semiHidden="1" w:unhideWhenUsed="1"/>
-    <w:lsdException w:name="Message Header" w:semiHidden="1" w:unhideWhenUsed="1"/>
-    <w:lsdException w:name="Subtitle" w:uiPriority="11" w:qFormat="1"/>
-    <w:lsdException w:name="Salutation" w:semiHidden="1" w:unhideWhenUsed="1"/>
-    <w:lsdException w:name="Date" w:semiHidden="1" w:unhideWhenUsed="1"/>
-    <w:lsdException w:name="Body Text First Indent" w:semiHidden="1" w:unhideWhenUsed="1"/>
-    <w:lsdException w:name="Body Text First Indent 2" w:semiHidden="1" w:unhideWhenUsed="1"/>
-    <w:lsdException w:name="Note Heading" w:semiHidden="1" w:unhideWhenUsed="1"/>
-    <w:lsdException w:name="Body Text 2" w:semiHidden="1" w:unhideWhenUsed="1"/>
-    <w:lsdException w:name="Body Text 3" w:semiHidden="1" w:unhideWhenUsed="1"/>
-    <w:lsdException w:name="Body Text Indent 2" w:semiHidden="1" w:unhideWhenUsed="1"/>
-    <w:lsdException w:name="Body Text Indent 3" w:semiHidden="1" w:unhideWhenUsed="1"/>
-    <w:lsdException w:name="Block Text" w:semiHidden="1" w:unhideWhenUsed="1"/>
-    <w:lsdException w:name="Hyperlink" w:semiHidden="1" w:unhideWhenUsed="1"/>
-    <w:lsdException w:name="FollowedHyperlink" w:semiHidden="1" w:unhideWhenUsed="1"/>
-    <w:lsdException w:name="Strong" w:uiPriority="22" w:qFormat="1"/>
-    <w:lsdException w:name="Emphasis" w:uiPriority="20" w:qFormat="1"/>
-    <w:lsdException w:name="Document Map" w:semiHidden="1" w:unhideWhenUsed="1"/>
-    <w:lsdException w:name="Plain Text" w:semiHidden="1" w:unhideWhenUsed="1"/>
-    <w:lsdException w:name="E-mail Signature" w:semiHidden="1" w:unhideWhenUsed="1"/>
-    <w:lsdException w:name="HTML Top of Form" w:semiHidden="1" w:unhideWhenUsed="1"/>
-    <w:lsdException w:name="HTML Bottom of Form" w:semiHidden="1" w:unhideWhenUsed="1"/>
-    <w:lsdException w:name="Normal (Web)" w:semiHidden="1" w:unhideWhenUsed="1"/>
-    <w:lsdException w:name="HTML Acronym" w:semiHidden="1" w:unhideWhenUsed="1"/>
-    <w:lsdException w:name="HTML Address" w:semiHidden="1" w:unhideWhenUsed="1"/>
-    <w:lsdException w:name="HTML Cite" w:semiHidden="1" w:unhideWhenUsed="1"/>
-    <w:lsdException w:name="HTML Code" w:semiHidden="1" w:unhideWhenUsed="1"/>
-    <w:lsdException w:name="HTML Definition" w:semiHidden="1" w:unhideWhenUsed="1"/>
-    <w:lsdException w:name="HTML Keyboard" w:semiHidden="1" w:unhideWhenUsed="1"/>
-    <w:lsdException w:name="HTML Preformatted" w:semiHidden="1" w:unhideWhenUsed="1"/>
-    <w:lsdException w:name="HTML Sample" w:semiHidden="1" w:unhideWhenUsed="1"/>
-    <w:lsdException w:name="HTML Typewriter" w:semiHidden="1" w:unhideWhenUsed="1"/>
-    <w:lsdException w:name="HTML Variable" w:semiHidden="1" w:unhideWhenUsed="1"/>
-    <w:lsdException w:name="Normal Table" w:semiHidden="1" w:unhideWhenUsed="1"/>
-    <w:lsdException w:name="annotation subject" w:semiHidden="1" w:unhideWhenUsed="1"/>
-    <w:lsdException w:name="No List" w:semiHidden="1" w:unhideWhenUsed="1"/>
-    <w:lsdException w:name="Outline List 1" w:semiHidden="1" w:unhideWhenUsed="1"/>
-    <w:lsdException w:name="Outline List 2" w:semiHidden="1" w:unhideWhenUsed="1"/>
-    <w:lsdException w:name="Outline List 3" w:semiHidden="1" w:unhideWhenUsed="1"/>
-    <w:lsdException w:name="Table Simple 1" w:semiHidden="1" w:unhideWhenUsed="1"/>
-    <w:lsdException w:name="Table Simple 2" w:semiHidden="1" w:unhideWhenUsed="1"/>
-    <w:lsdException w:name="Table Simple 3" w:semiHidden="1" w:unhideWhenUsed="1"/>
-    <w:lsdException w:name="Table Classic 1" w:semiHidden="1" w:unhideWhenUsed="1"/>
-    <w:lsdException w:name="Table Classic 2" w:semiHidden="1" w:unhideWhenUsed="1"/>
-    <w:lsdException w:name="Table Classic 3" w:semiHidden="1" w:unhideWhenUsed="1"/>
-    <w:lsdException w:name="Table Classic 4" w:semiHidden="1" w:unhideWhenUsed="1"/>
-    <w:lsdException w:name="Table Colorful 1" w:semiHidden="1" w:unhideWhenUsed="1"/>
-    <w:lsdException w:name="Table Colorful 2" w:semiHidden="1" w:unhideWhenUsed="1"/>
-    <w:lsdException w:name="Table Colorful 3" w:semiHidden="1" w:unhideWhenUsed="1"/>
-    <w:lsdException w:name="Table Columns 1" w:semiHidden="1" w:unhideWhenUsed="1"/>
-    <w:lsdException w:name="Table Columns 2" w:semiHidden="1" w:unhideWhenUsed="1"/>
-    <w:lsdException w:name="Table Columns 3" w:semiHidden="1" w:unhideWhenUsed="1"/>
-    <w:lsdException w:name="Table Columns 4" w:semiHidden="1" w:unhideWhenUsed="1"/>
-    <w:lsdException w:name="Table Columns 5" w:semiHidden="1" w:unhideWhenUsed="1"/>
-    <w:lsdException w:name="Table Grid 1" w:semiHidden="1" w:unhideWhenUsed="1"/>
-    <w:lsdException w:name="Table Grid 2" w:semiHidden="1" w:unhideWhenUsed="1"/>
-    <w:lsdException w:name="Table Grid 3" w:semiHidden="1" w:unhideWhenUsed="1"/>
-    <w:lsdException w:name="Table Grid 4" w:semiHidden="1" w:unhideWhenUsed="1"/>
-    <w:lsdException w:name="Table Grid 5" w:semiHidden="1" w:unhideWhenUsed="1"/>
-    <w:lsdException w:name="Table Grid 6" w:semiHidden="1" w:unhideWhenUsed="1"/>
-    <w:lsdException w:name="Table Grid 7" w:semiHidden="1" w:unhideWhenUsed="1"/>
-    <w:lsdException w:name="Table Grid 8" w:semiHidden="1" w:unhideWhenUsed="1"/>
-    <w:lsdException w:name="Table List 1" w:semiHidden="1" w:unhideWhenUsed="1"/>
-    <w:lsdException w:name="Table List 2" w:semiHidden="1" w:unhideWhenUsed="1"/>
-    <w:lsdException w:name="Table List 3" w:semiHidden="1" w:unhideWhenUsed="1"/>
-    <w:lsdException w:name="Table List 4" w:semiHidden="1" w:unhideWhenUsed="1"/>
-    <w:lsdException w:name="Table List 5" w:semiHidden="1" w:unhideWhenUsed="1"/>
-    <w:lsdException w:name="Table List 6" w:semiHidden="1" w:unhideWhenUsed="1"/>
-    <w:lsdException w:name="Table List 7" w:semiHidden="1" w:unhideWhenUsed="1"/>
-    <w:lsdException w:name="Table List 8" w:semiHidden="1" w:unhideWhenUsed="1"/>
-    <w:lsdException w:name="Table 3D effects 1" w:semiHidden="1" w:unhideWhenUsed="1"/>
-    <w:lsdException w:name="Table 3D effects 2" w:semiHidden="1" w:unhideWhenUsed="1"/>
-    <w:lsdException w:name="Table 3D effects 3" w:semiHidden="1" w:unhideWhenUsed="1"/>
-    <w:lsdException w:name="Table Contemporary" w:semiHidden="1" w:unhideWhenUsed="1"/>
-    <w:lsdException w:name="Table Elegant" w:semiHidden="1" w:unhideWhenUsed="1"/>
-    <w:lsdException w:name="Table Professional" w:semiHidden="1" w:unhideWhenUsed="1"/>
-    <w:lsdException w:name="Table Subtle 1" w:semiHidden="1" w:unhideWhenUsed="1"/>
-    <w:lsdException w:name="Table Subtle 2" w:semiHidden="1" w:unhideWhenUsed="1"/>
-    <w:lsdException w:name="Table Web 1" w:semiHidden="1" w:unhideWhenUsed="1"/>
-    <w:lsdException w:name="Table Web 2" w:semiHidden="1" w:unhideWhenUsed="1"/>
-    <w:lsdException w:name="Table Web 3" w:semiHidden="1" w:unhideWhenUsed="1"/>
-    <w:lsdException w:name="Balloon Text" w:semiHidden="1" w:unhideWhenUsed="1"/>
-    <w:lsdException w:name="Table Grid" w:uiPriority="39"/>
-    <w:lsdException w:name="Table Theme" w:semiHidden="1" w:unhideWhenUsed="1"/>
-    <w:lsdException w:name="Placeholder Text" w:semiHidden="1"/>
-    <w:lsdException w:name="No Spacing" w:uiPriority="1" w:qFormat="1"/>
-    <w:lsdException w:name="Light Shading" w:uiPriority="60"/>
-    <w:lsdException w:name="Light List" w:uiPriority="61"/>
-    <w:lsdException w:name="Light Grid" w:uiPriority="62"/>
-    <w:lsdException w:name="Medium Shading 1" w:uiPriority="63"/>
-    <w:lsdException w:name="Medium Shading 2" w:uiPriority="64"/>
-    <w:lsdException w:name="Medium List 1" w:uiPriority="65"/>
-    <w:lsdException w:name="Medium List 2" w:uiPriority="66"/>
-    <w:lsdException w:name="Medium Grid 1" w:uiPriority="67"/>
-    <w:lsdException w:name="Medium Grid 2" w:uiPriority="68"/>
-    <w:lsdException w:name="Medium Grid 3" w:uiPriority="69"/>
-    <w:lsdException w:name="Dark List" w:uiPriority="70"/>
-    <w:lsdException w:name="Colorful Shading" w:uiPriority="71"/>
-    <w:lsdException w:name="Colorful List" w:uiPriority="72"/>
-    <w:lsdException w:name="Colorful Grid" w:uiPriority="73"/>
-    <w:lsdException w:name="Light Shading Accent 1" w:uiPriority="60"/>
-    <w:lsdException w:name="Light List Accent 1" w:uiPriority="61"/>
-    <w:lsdException w:name="Light Grid Accent 1" w:uiPriority="62"/>
-    <w:lsdException w:name="Medium Shading 1 Accent 1" w:uiPriority="63"/>
-    <w:lsdException w:name="Medium Shading 2 Accent 1" w:uiPriority="64"/>
-    <w:lsdException w:name="Medium List 1 Accent 1" w:uiPriority="65"/>
-    <w:lsdException w:name="Revision" w:semiHidden="1"/>
-    <w:lsdException w:name="List Paragraph" w:uiPriority="34" w:qFormat="1"/>
-    <w:lsdException w:name="Quote" w:uiPriority="29" w:qFormat="1"/>
-    <w:lsdException w:name="Intense Quote" w:uiPriority="30" w:qFormat="1"/>
-    <w:lsdException w:name="Medium List 2 Accent 1" w:uiPriority="66"/>
-    <w:lsdException w:name="Medium Grid 1 Accent 1" w:uiPriority="67"/>
-    <w:lsdException w:name="Medium Grid 2 Accent 1" w:uiPriority="68"/>
-    <w:lsdException w:name="Medium Grid 3 Accent 1" w:uiPriority="69"/>
-    <w:lsdException w:name="Dark List Accent 1" w:uiPriority="70"/>
-    <w:lsdException w:name="Colorful Shading Accent 1" w:uiPriority="71"/>
-    <w:lsdException w:name="Colorful List Accent 1" w:uiPriority="72"/>
-    <w:lsdException w:name="Colorful Grid Accent 1" w:uiPriority="73"/>
-    <w:lsdException w:name="Light Shading Accent 2" w:uiPriority="60"/>
-    <w:lsdException w:name="Light List Accent 2" w:uiPriority="61"/>
-    <w:lsdException w:name="Light Grid Accent 2" w:uiPriority="62"/>
-    <w:lsdException w:name="Medium Shading 1 Accent 2" w:uiPriority="63"/>
-    <w:lsdException w:name="Medium Shading 2 Accent 2" w:uiPriority="64"/>
-    <w:lsdException w:name="Medium List 1 Accent 2" w:uiPriority="65"/>
-    <w:lsdException w:name="Medium List 2 Accent 2" w:uiPriority="66"/>
-    <w:lsdException w:name="Medium Grid 1 Accent 2" w:uiPriority="67"/>
-    <w:lsdException w:name="Medium Grid 2 Accent 2" w:uiPriority="68"/>
-    <w:lsdException w:name="Medium Grid 3 Accent 2" w:uiPriority="69"/>
-    <w:lsdException w:name="Dark List Accent 2" w:uiPriority="70"/>
-    <w:lsdException w:name="Colorful Shading Accent 2" w:uiPriority="71"/>
-    <w:lsdException w:name="Colorful List Accent 2" w:uiPriority="72"/>
-    <w:lsdException w:name="Colorful Grid Accent 2" w:uiPriority="73"/>
-    <w:lsdException w:name="Light Shading Accent 3" w:uiPriority="60"/>
-    <w:lsdException w:name="Light List Accent 3" w:uiPriority="61"/>
-    <w:lsdException w:name="Light Grid Accent 3" w:uiPriority="62"/>
-    <w:lsdException w:name="Medium Shading 1 Accent 3" w:uiPriority="63"/>
-    <w:lsdException w:name="Medium Shading 2 Accent 3" w:uiPriority="64"/>
-    <w:lsdException w:name="Medium List 1 Accent 3" w:uiPriority="65"/>
-    <w:lsdException w:name="Medium List 2 Accent 3" w:uiPriority="66"/>
-    <w:lsdException w:name="Medium Grid 1 Accent 3" w:uiPriority="67"/>
-    <w:lsdException w:name="Medium Grid 2 Accent 3" w:uiPriority="68"/>
-    <w:lsdException w:name="Medium Grid 3 Accent 3" w:uiPriority="69"/>
-    <w:lsdException w:name="Dark List Accent 3" w:uiPriority="70"/>
-    <w:lsdException w:name="Colorful Shading Accent 3" w:uiPriority="71"/>
-    <w:lsdException w:name="Colorful List Accent 3" w:uiPriority="72"/>
-    <w:lsdException w:name="Colorful Grid Accent 3" w:uiPriority="73"/>
-    <w:lsdException w:name="Light Shading Accent 4" w:uiPriority="60"/>
-    <w:lsdException w:name="Light List Accent 4" w:uiPriority="61"/>
-    <w:lsdException w:name="Light Grid Accent 4" w:uiPriority="62"/>
-    <w:lsdException w:name="Medium Shading 1 Accent 4" w:uiPriority="63"/>
-    <w:lsdException w:name="Medium Shading 2 Accent 4" w:uiPriority="64"/>
-    <w:lsdException w:name="Medium List 1 Accent 4" w:uiPriority="65"/>
-    <w:lsdException w:name="Medium List 2 Accent 4" w:uiPriority="66"/>
-    <w:lsdException w:name="Medium Grid 1 Accent 4" w:uiPriority="67"/>
-    <w:lsdException w:name="Medium Grid 2 Accent 4" w:uiPriority="68"/>
-    <w:lsdException w:name="Medium Grid 3 Accent 4" w:uiPriority="69"/>
-    <w:lsdException w:name="Dark List Accent 4" w:uiPriority="70"/>
-    <w:lsdException w:name="Colorful Shading Accent 4" w:uiPriority="71"/>
-    <w:lsdException w:name="Colorful List Accent 4" w:uiPriority="72"/>
-    <w:lsdException w:name="Colorful Grid Accent 4" w:uiPriority="73"/>
-    <w:lsdException w:name="Light Shading Accent 5" w:uiPriority="60"/>
-    <w:lsdException w:name="Light List Accent 5" w:uiPriority="61"/>
-    <w:lsdException w:name="Light Grid Accent 5" w:uiPriority="62"/>
-    <w:lsdException w:name="Medium Shading 1 Accent 5" w:uiPriority="63"/>
-    <w:lsdException w:name="Medium Shading 2 Accent 5" w:uiPriority="64"/>
-    <w:lsdException w:name="Medium List 1 Accent 5" w:uiPriority="65"/>
-    <w:lsdException w:name="Medium List 2 Accent 5" w:uiPriority="66"/>
-    <w:lsdException w:name="Medium Grid 1 Accent 5" w:uiPriority="67"/>
-    <w:lsdException w:name="Medium Grid 2 Accent 5" w:uiPriority="68"/>
-    <w:lsdException w:name="Medium Grid 3 Accent 5" w:uiPriority="69"/>
-    <w:lsdException w:name="Dark List Accent 5" w:uiPriority="70"/>
-    <w:lsdException w:name="Colorful Shading Accent 5" w:uiPriority="71"/>
-    <w:lsdException w:name="Colorful List Accent 5" w:uiPriority="72"/>
-    <w:lsdException w:name="Colorful Grid Accent 5" w:uiPriority="73"/>
-    <w:lsdException w:name="Light Shading Accent 6" w:uiPriority="60"/>
-    <w:lsdException w:name="Light List Accent 6" w:uiPriority="61"/>
-    <w:lsdException w:name="Light Grid Accent 6" w:uiPriority="62"/>
-    <w:lsdException w:name="Medium Shading 1 Accent 6" w:uiPriority="63"/>
-    <w:lsdException w:name="Medium Shading 2 Accent 6" w:uiPriority="64"/>
-    <w:lsdException w:name="Medium List 1 Accent 6" w:uiPriority="65"/>
-    <w:lsdException w:name="Medium List 2 Accent 6" w:uiPriority="66"/>
-    <w:lsdException w:name="Medium Grid 1 Accent 6" w:uiPriority="67"/>
-    <w:lsdException w:name="Medium Grid 2 Accent 6" w:uiPriority="68"/>
-    <w:lsdException w:name="Medium Grid 3 Accent 6" w:uiPriority="69"/>
-    <w:lsdException w:name="Dark List Accent 6" w:uiPriority="70"/>
-    <w:lsdException w:name="Colorful Shading Accent 6" w:uiPriority="71"/>
-    <w:lsdException w:name="Colorful List Accent 6" w:uiPriority="72"/>
-    <w:lsdException w:name="Colorful Grid Accent 6" w:uiPriority="73"/>
-    <w:lsdException w:name="Subtle Emphasis" w:uiPriority="19" w:qFormat="1"/>
-    <w:lsdException w:name="Intense Emphasis" w:uiPriority="21" w:qFormat="1"/>
-    <w:lsdException w:name="Subtle Reference" w:uiPriority="31" w:qFormat="1"/>
-    <w:lsdException w:name="Intense Reference" w:uiPriority="32" w:qFormat="1"/>
-    <w:lsdException w:name="Book Title" w:uiPriority="33" w:qFormat="1"/>
-    <w:lsdException w:name="Bibliography" w:semiHidden="1" w:uiPriority="37" w:unhideWhenUsed="1"/>
-    <w:lsdException w:name="TOC Heading" w:semiHidden="1" w:uiPriority="39" w:unhideWhenUsed="1" w:qFormat="1"/>
-    <w:lsdException w:name="Plain Table 1" w:uiPriority="41"/>
-    <w:lsdException w:name="Plain Table 2" w:uiPriority="42"/>
-    <w:lsdException w:name="Plain Table 3" w:uiPriority="43"/>
-    <w:lsdException w:name="Plain Table 4" w:uiPriority="44"/>
-    <w:lsdException w:name="Plain Table 5" w:uiPriority="45"/>
-    <w:lsdException w:name="Grid Table Light" w:uiPriority="40"/>
-    <w:lsdException w:name="Grid Table 1 Light" w:uiPriority="46"/>
-    <w:lsdException w:name="Grid Table 2" w:uiPriority="47"/>
-    <w:lsdException w:name="Grid Table 3" w:uiPriority="48"/>
-    <w:lsdException w:name="Grid Table 4" w:uiPriority="49"/>
-    <w:lsdException w:name="Grid Table 5 Dark" w:uiPriority="50"/>
-    <w:lsdException w:name="Grid Table 6 Colorful" w:uiPriority="51"/>
-    <w:lsdException w:name="Grid Table 7 Colorful" w:uiPriority="52"/>
-    <w:lsdException w:name="Grid Table 1 Light Accent 1" w:uiPriority="46"/>
-    <w:lsdException w:name="Grid Table 2 Accent 1" w:uiPriority="47"/>
-    <w:lsdException w:name="Grid Table 3 Accent 1" w:uiPriority="48"/>
-    <w:lsdException w:name="Grid Table 4 Accent 1" w:uiPriority="49"/>
-    <w:lsdException w:name="Grid Table 5 Dark Accent 1" w:uiPriority="50"/>
-    <w:lsdException w:name="Grid Table 6 Colorful Accent 1" w:uiPriority="51"/>
-    <w:lsdException w:name="Grid Table 7 Colorful Accent 1" w:uiPriority="52"/>
-    <w:lsdException w:name="Grid Table 1 Light Accent 2" w:uiPriority="46"/>
-    <w:lsdException w:name="Grid Table 2 Accent 2" w:uiPriority="47"/>
-    <w:lsdException w:name="Grid Table 3 Accent 2" w:uiPriority="48"/>
-    <w:lsdException w:name="Grid Table 4 Accent 2" w:uiPriority="49"/>
-    <w:lsdException w:name="Grid Table 5 Dark Accent 2" w:uiPriority="50"/>
-    <w:lsdException w:name="Grid Table 6 Colorful Accent 2" w:uiPriority="51"/>
-    <w:lsdException w:name="Grid Table 7 Colorful Accent 2" w:uiPriority="52"/>
-    <w:lsdException w:name="Grid Table 1 Light Accent 3" w:uiPriority="46"/>
-    <w:lsdException w:name="Grid Table 2 Accent 3" w:uiPriority="47"/>
-    <w:lsdException w:name="Grid Table 3 Accent 3" w:uiPriority="48"/>
-    <w:lsdException w:name="Grid Table 4 Accent 3" w:uiPriority="49"/>
-    <w:lsdException w:name="Grid Table 5 Dark Accent 3" w:uiPriority="50"/>
-    <w:lsdException w:name="Grid Table 6 Colorful Accent 3" w:uiPriority="51"/>
-    <w:lsdException w:name="Grid Table 7 Colorful Accent 3" w:uiPriority="52"/>
-    <w:lsdException w:name="Grid Table 1 Light Accent 4" w:uiPriority="46"/>
-    <w:lsdException w:name="Grid Table 2 Accent 4" w:uiPriority="47"/>
-    <w:lsdException w:name="Grid Table 3 Accent 4" w:uiPriority="48"/>
-    <w:lsdException w:name="Grid Table 4 Accent 4" w:uiPriority="49"/>
-    <w:lsdException w:name="Grid Table 5 Dark Accent 4" w:uiPriority="50"/>
-    <w:lsdException w:name="Grid Table 6 Colorful Accent 4" w:uiPriority="51"/>
-    <w:lsdException w:name="Grid Table 7 Colorful Accent 4" w:uiPriority="52"/>
-    <w:lsdException w:name="Grid Table 1 Light Accent 5" w:uiPriority="46"/>
-    <w:lsdException w:name="Grid Table 2 Accent 5" w:uiPriority="47"/>
-    <w:lsdException w:name="Grid Table 3 Accent 5" w:uiPriority="48"/>
-    <w:lsdException w:name="Grid Table 4 Accent 5" w:uiPriority="49"/>
-    <w:lsdException w:name="Grid Table 5 Dark Accent 5" w:uiPriority="50"/>
-    <w:lsdException w:name="Grid Table 6 Colorful Accent 5" w:uiPriority="51"/>
-    <w:lsdException w:name="Grid Table 7 Colorful Accent 5" w:uiPriority="52"/>
-    <w:lsdException w:name="Grid Table 1 Light Accent 6" w:uiPriority="46"/>
-    <w:lsdException w:name="Grid Table 2 Accent 6" w:uiPriority="47"/>
-    <w:lsdException w:name="Grid Table 3 Accent 6" w:uiPriority="48"/>
-    <w:lsdException w:name="Grid Table 4 Accent 6" w:uiPriority="49"/>
-    <w:lsdException w:name="Grid Table 5 Dark Accent 6" w:uiPriority="50"/>
-    <w:lsdException w:name="Grid Table 6 Colorful Accent 6" w:uiPriority="51"/>
-    <w:lsdException w:name="Grid Table 7 Colorful Accent 6" w:uiPriority="52"/>
-    <w:lsdException w:name="List Table 1 Light" w:uiPriority="46"/>
-    <w:lsdException w:name="List Table 2" w:uiPriority="47"/>
-    <w:lsdException w:name="List Table 3" w:uiPriority="48"/>
-    <w:lsdException w:name="List Table 4" w:uiPriority="49"/>
-    <w:lsdException w:name="List Table 5 Dark" w:uiPriority="50"/>
-    <w:lsdException w:name="List Table 6 Colorful" w:uiPriority="51"/>
-    <w:lsdException w:name="List Table 7 Colorful" w:uiPriority="52"/>
-    <w:lsdException w:name="List Table 1 Light Accent 1" w:uiPriority="46"/>
-    <w:lsdException w:name="List Table 2 Accent 1" w:uiPriority="47"/>
-    <w:lsdException w:name="List Table 3 Accent 1" w:uiPriority="48"/>
-    <w:lsdException w:name="List Table 4 Accent 1" w:uiPriority="49"/>
-    <w:lsdException w:name="List Table 5 Dark Accent 1" w:uiPriority="50"/>
-    <w:lsdException w:name="List Table 6 Colorful Accent 1" w:uiPriority="51"/>
-    <w:lsdException w:name="List Table 7 Colorful Accent 1" w:uiPriority="52"/>
-    <w:lsdException w:name="List Table 1 Light Accent 2" w:uiPriority="46"/>
-    <w:lsdException w:name="List Table 2 Accent 2" w:uiPriority="47"/>
-    <w:lsdException w:name="List Table 3 Accent 2" w:uiPriority="48"/>
-    <w:lsdException w:name="List Table 4 Accent 2" w:uiPriority="49"/>
-    <w:lsdException w:name="List Table 5 Dark Accent 2" w:uiPriority="50"/>
-    <w:lsdException w:name="List Table 6 Colorful Accent 2" w:uiPriority="51"/>
-    <w:lsdException w:name="List Table 7 Colorful Accent 2" w:uiPriority="52"/>
-    <w:lsdException w:name="List Table 1 Light Accent 3" w:uiPriority="46"/>
-    <w:lsdException w:name="List Table 2 Accent 3" w:uiPriority="47"/>
-    <w:lsdException w:name="List Table 3 Accent 3" w:uiPriority="48"/>
-    <w:lsdException w:name="List Table 4 Accent 3" w:uiPriority="49"/>
-    <w:lsdException w:name="List Table 5 Dark Accent 3" w:uiPriority="50"/>
-    <w:lsdException w:name="List Table 6 Colorful Accent 3" w:uiPriority="51"/>
-    <w:lsdException w:name="List Table 7 Colorful Accent 3" w:uiPriority="52"/>
-    <w:lsdException w:name="List Table 1 Light Accent 4" w:uiPriority="46"/>
-    <w:lsdException w:name="List Table 2 Accent 4" w:uiPriority="47"/>
-    <w:lsdException w:name="List Table 3 Accent 4" w:uiPriority="48"/>
-    <w:lsdException w:name="List Table 4 Accent 4" w:uiPriority="49"/>
-    <w:lsdException w:name="List Table 5 Dark Accent 4" w:uiPriority="50"/>
-    <w:lsdException w:name="List Table 6 Colorful Accent 4" w:uiPriority="51"/>
-    <w:lsdException w:name="List Table 7 Colorful Accent 4" w:uiPriority="52"/>
-    <w:lsdException w:name="List Table 1 Light Accent 5" w:uiPriority="46"/>
-    <w:lsdException w:name="List Table 2 Accent 5" w:uiPriority="47"/>
-    <w:lsdException w:name="List Table 3 Accent 5" w:uiPriority="48"/>
-    <w:lsdException w:name="List Table 4 Accent 5" w:uiPriority="49"/>
-    <w:lsdException w:name="List Table 5 Dark Accent 5" w:uiPriority="50"/>
-    <w:lsdException w:name="List Table 6 Colorful Accent 5" w:uiPriority="51"/>
-    <w:lsdException w:name="List Table 7 Colorful Accent 5" w:uiPriority="52"/>
-    <w:lsdException w:name="List Table 1 Light Accent 6" w:uiPriority="46"/>
-    <w:lsdException w:name="List Table 2 Accent 6" w:uiPriority="47"/>
-    <w:lsdException w:name="List Table 3 Accent 6" w:uiPriority="48"/>
-    <w:lsdException w:name="List Table 4 Accent 6" w:uiPriority="49"/>
-    <w:lsdException w:name="List Table 5 Dark Accent 6" w:uiPriority="50"/>
-    <w:lsdException w:name="List Table 6 Colorful Accent 6" w:uiPriority="51"/>
-    <w:lsdException w:name="List Table 7 Colorful Accent 6" w:uiPriority="52"/>
-    <w:lsdException w:name="Mention" w:semiHidden="1" w:unhideWhenUsed="1"/>
-    <w:lsdException w:name="Smart Hyperlink" w:semiHidden="1" w:unhideWhenUsed="1"/>
-    <w:lsdException w:name="Hashtag" w:semiHidden="1" w:unhideWhenUsed="1"/>
-    <w:lsdException w:name="Unresolved Mention" w:semiHidden="1" w:unhideWhenUsed="1"/>
-    <w:lsdException w:name="Smart Link" w:semiHidden="1" w:unhideWhenUsed="1"/>
+  <w:latentStyles w:count="260" w:defQFormat="0" w:defUnhideWhenUsed="1" w:defSemiHidden="1" w:defUIPriority="99" w:defLockedState="0">
+    <w:lsdException w:qFormat="1" w:unhideWhenUsed="0" w:uiPriority="0" w:semiHidden="0" w:name="Normal"/>
+    <w:lsdException w:qFormat="1" w:unhideWhenUsed="0" w:uiPriority="9" w:semiHidden="0" w:name="heading 1"/>
+    <w:lsdException w:qFormat="1" w:uiPriority="9" w:name="heading 2"/>
+    <w:lsdException w:qFormat="1" w:uiPriority="9" w:name="heading 3"/>
+    <w:lsdException w:qFormat="1" w:uiPriority="9" w:name="heading 4"/>
+    <w:lsdException w:qFormat="1" w:uiPriority="9" w:name="heading 5"/>
+    <w:lsdException w:qFormat="1" w:uiPriority="9" w:name="heading 6"/>
+    <w:lsdException w:qFormat="1" w:uiPriority="9" w:name="heading 7"/>
+    <w:lsdException w:qFormat="1" w:uiPriority="9" w:name="heading 8"/>
+    <w:lsdException w:qFormat="1" w:uiPriority="9" w:name="heading 9"/>
+    <w:lsdException w:uiPriority="99" w:name="index 1"/>
+    <w:lsdException w:uiPriority="99" w:name="index 2"/>
+    <w:lsdException w:uiPriority="99" w:name="index 3"/>
+    <w:lsdException w:uiPriority="99" w:name="index 4"/>
+    <w:lsdException w:uiPriority="99" w:name="index 5"/>
+    <w:lsdException w:uiPriority="99" w:name="index 6"/>
+    <w:lsdException w:uiPriority="99" w:name="index 7"/>
+    <w:lsdException w:uiPriority="99" w:name="index 8"/>
+    <w:lsdException w:uiPriority="99" w:name="index 9"/>
+    <w:lsdException w:uiPriority="39" w:name="toc 1"/>
+    <w:lsdException w:uiPriority="39" w:name="toc 2"/>
+    <w:lsdException w:uiPriority="39" w:name="toc 3"/>
+    <w:lsdException w:uiPriority="39" w:name="toc 4"/>
+    <w:lsdException w:uiPriority="39" w:name="toc 5"/>
+    <w:lsdException w:uiPriority="39" w:name="toc 6"/>
+    <w:lsdException w:uiPriority="39" w:name="toc 7"/>
+    <w:lsdException w:uiPriority="39" w:name="toc 8"/>
+    <w:lsdException w:uiPriority="39" w:name="toc 9"/>
+    <w:lsdException w:uiPriority="99" w:name="Normal Indent"/>
+    <w:lsdException w:uiPriority="99" w:name="footnote text"/>
+    <w:lsdException w:uiPriority="99" w:name="annotation text"/>
+    <w:lsdException w:uiPriority="99" w:name="header"/>
+    <w:lsdException w:uiPriority="99" w:name="footer"/>
+    <w:lsdException w:uiPriority="99" w:name="index heading"/>
+    <w:lsdException w:qFormat="1" w:uiPriority="35" w:name="caption"/>
+    <w:lsdException w:uiPriority="99" w:name="table of figures"/>
+    <w:lsdException w:uiPriority="99" w:name="envelope address"/>
+    <w:lsdException w:uiPriority="99" w:name="envelope return"/>
+    <w:lsdException w:uiPriority="99" w:name="footnote reference"/>
+    <w:lsdException w:uiPriority="99" w:name="annotation reference"/>
+    <w:lsdException w:uiPriority="99" w:name="line number"/>
+    <w:lsdException w:uiPriority="99" w:name="page number"/>
+    <w:lsdException w:uiPriority="99" w:name="endnote reference"/>
+    <w:lsdException w:uiPriority="99" w:name="endnote text"/>
+    <w:lsdException w:uiPriority="99" w:name="table of authorities"/>
+    <w:lsdException w:uiPriority="99" w:name="macro"/>
+    <w:lsdException w:uiPriority="99" w:name="toa heading"/>
+    <w:lsdException w:uiPriority="99" w:name="List"/>
+    <w:lsdException w:uiPriority="99" w:name="List Bullet"/>
+    <w:lsdException w:uiPriority="99" w:name="List Number"/>
+    <w:lsdException w:uiPriority="99" w:name="List 2"/>
+    <w:lsdException w:uiPriority="99" w:name="List 3"/>
+    <w:lsdException w:uiPriority="99" w:name="List 4"/>
+    <w:lsdException w:uiPriority="99" w:name="List 5"/>
+    <w:lsdException w:uiPriority="99" w:name="List Bullet 2"/>
+    <w:lsdException w:uiPriority="99" w:name="List Bullet 3"/>
+    <w:lsdException w:uiPriority="99" w:name="List Bullet 4"/>
+    <w:lsdException w:uiPriority="99" w:name="List Bullet 5"/>
+    <w:lsdException w:uiPriority="99" w:name="List Number 2"/>
+    <w:lsdException w:uiPriority="99" w:name="List Number 3"/>
+    <w:lsdException w:uiPriority="99" w:name="List Number 4"/>
+    <w:lsdException w:uiPriority="99" w:name="List Number 5"/>
+    <w:lsdException w:qFormat="1" w:unhideWhenUsed="0" w:uiPriority="10" w:semiHidden="0" w:name="Title"/>
+    <w:lsdException w:uiPriority="99" w:name="Closing"/>
+    <w:lsdException w:uiPriority="99" w:name="Signature"/>
+    <w:lsdException w:uiPriority="1" w:name="Default Paragraph Font"/>
+    <w:lsdException w:qFormat="1" w:unhideWhenUsed="0" w:uiPriority="1" w:semiHidden="0" w:name="Body Text"/>
+    <w:lsdException w:uiPriority="99" w:name="Body Text Indent"/>
+    <w:lsdException w:uiPriority="99" w:name="List Continue"/>
+    <w:lsdException w:uiPriority="99" w:name="List Continue 2"/>
+    <w:lsdException w:uiPriority="99" w:name="List Continue 3"/>
+    <w:lsdException w:uiPriority="99" w:name="List Continue 4"/>
+    <w:lsdException w:uiPriority="99" w:name="List Continue 5"/>
+    <w:lsdException w:uiPriority="99" w:name="Message Header"/>
+    <w:lsdException w:qFormat="1" w:unhideWhenUsed="0" w:uiPriority="11" w:semiHidden="0" w:name="Subtitle"/>
+    <w:lsdException w:uiPriority="99" w:name="Salutation"/>
+    <w:lsdException w:uiPriority="99" w:name="Date"/>
+    <w:lsdException w:uiPriority="99" w:name="Body Text First Indent"/>
+    <w:lsdException w:uiPriority="99" w:name="Body Text First Indent 2"/>
+    <w:lsdException w:uiPriority="99" w:name="Note Heading"/>
+    <w:lsdException w:uiPriority="99" w:name="Body Text 2"/>
+    <w:lsdException w:uiPriority="99" w:name="Body Text 3"/>
+    <w:lsdException w:uiPriority="99" w:name="Body Text Indent 2"/>
+    <w:lsdException w:uiPriority="99" w:name="Body Text Indent 3"/>
+    <w:lsdException w:uiPriority="99" w:name="Block Text"/>
+    <w:lsdException w:uiPriority="99" w:name="Hyperlink"/>
+    <w:lsdException w:uiPriority="99" w:name="FollowedHyperlink"/>
+    <w:lsdException w:qFormat="1" w:unhideWhenUsed="0" w:uiPriority="22" w:semiHidden="0" w:name="Strong"/>
+    <w:lsdException w:qFormat="1" w:unhideWhenUsed="0" w:uiPriority="20" w:semiHidden="0" w:name="Emphasis"/>
+    <w:lsdException w:uiPriority="99" w:name="Document Map"/>
+    <w:lsdException w:uiPriority="99" w:name="Plain Text"/>
+    <w:lsdException w:uiPriority="99" w:name="E-mail Signature"/>
+    <w:lsdException w:uiPriority="99" w:name="Normal (Web)"/>
+    <w:lsdException w:uiPriority="99" w:name="HTML Acronym"/>
+    <w:lsdException w:uiPriority="99" w:name="HTML Address"/>
+    <w:lsdException w:uiPriority="99" w:name="HTML Cite"/>
+    <w:lsdException w:uiPriority="99" w:name="HTML Code"/>
+    <w:lsdException w:uiPriority="99" w:name="HTML Definition"/>
+    <w:lsdException w:uiPriority="99" w:name="HTML Keyboard"/>
+    <w:lsdException w:uiPriority="99" w:name="HTML Preformatted"/>
+    <w:lsdException w:uiPriority="99" w:name="HTML Sample"/>
+    <w:lsdException w:uiPriority="99" w:name="HTML Typewriter"/>
+    <w:lsdException w:uiPriority="99" w:name="HTML Variable"/>
+    <w:lsdException w:uiPriority="99" w:name="Normal Table"/>
+    <w:lsdException w:uiPriority="99" w:name="annotation subject"/>
+    <w:lsdException w:uiPriority="99" w:name="Table Simple 1"/>
+    <w:lsdException w:uiPriority="99" w:name="Table Simple 2"/>
+    <w:lsdException w:uiPriority="99" w:name="Table Simple 3"/>
+    <w:lsdException w:uiPriority="99" w:name="Table Classic 1"/>
+    <w:lsdException w:uiPriority="99" w:name="Table Classic 2"/>
+    <w:lsdException w:uiPriority="99" w:name="Table Classic 3"/>
+    <w:lsdException w:uiPriority="99" w:name="Table Classic 4"/>
+    <w:lsdException w:uiPriority="99" w:name="Table Colorful 1"/>
+    <w:lsdException w:uiPriority="99" w:name="Table Colorful 2"/>
+    <w:lsdException w:uiPriority="99" w:name="Table Colorful 3"/>
+    <w:lsdException w:uiPriority="99" w:name="Table Columns 1"/>
+    <w:lsdException w:uiPriority="99" w:name="Table Columns 2"/>
+    <w:lsdException w:uiPriority="99" w:name="Table Columns 3"/>
+    <w:lsdException w:uiPriority="99" w:name="Table Columns 4"/>
+    <w:lsdException w:uiPriority="99" w:name="Table Columns 5"/>
+    <w:lsdException w:uiPriority="99" w:name="Table Grid 1"/>
+    <w:lsdException w:uiPriority="99" w:name="Table Grid 2"/>
+    <w:lsdException w:uiPriority="99" w:name="Table Grid 3"/>
+    <w:lsdException w:uiPriority="99" w:name="Table Grid 4"/>
+    <w:lsdException w:uiPriority="99" w:name="Table Grid 5"/>
+    <w:lsdException w:uiPriority="99" w:name="Table Grid 6"/>
+    <w:lsdException w:uiPriority="99" w:name="Table Grid 7"/>
+    <w:lsdException w:uiPriority="99" w:name="Table Grid 8"/>
+    <w:lsdException w:uiPriority="99" w:name="Table List 1"/>
+    <w:lsdException w:uiPriority="99" w:name="Table List 2"/>
+    <w:lsdException w:uiPriority="99" w:name="Table List 3"/>
+    <w:lsdException w:uiPriority="99" w:name="Table List 4"/>
+    <w:lsdException w:uiPriority="99" w:name="Table List 5"/>
+    <w:lsdException w:uiPriority="99" w:name="Table List 6"/>
+    <w:lsdException w:uiPriority="99" w:name="Table List 7"/>
+    <w:lsdException w:uiPriority="99" w:name="Table List 8"/>
+    <w:lsdException w:uiPriority="99" w:name="Table 3D effects 1"/>
+    <w:lsdException w:uiPriority="99" w:name="Table 3D effects 2"/>
+    <w:lsdException w:uiPriority="99" w:name="Table 3D effects 3"/>
+    <w:lsdException w:uiPriority="99" w:name="Table Contemporary"/>
+    <w:lsdException w:uiPriority="99" w:name="Table Elegant"/>
+    <w:lsdException w:uiPriority="99" w:name="Table Professional"/>
+    <w:lsdException w:uiPriority="99" w:name="Table Subtle 1"/>
+    <w:lsdException w:uiPriority="99" w:name="Table Subtle 2"/>
+    <w:lsdException w:uiPriority="99" w:name="Table Web 1"/>
+    <w:lsdException w:uiPriority="99" w:name="Table Web 2"/>
+    <w:lsdException w:uiPriority="99" w:name="Table Web 3"/>
+    <w:lsdException w:uiPriority="99" w:name="Balloon Text"/>
+    <w:lsdException w:unhideWhenUsed="0" w:uiPriority="39" w:semiHidden="0" w:name="Table Grid"/>
+    <w:lsdException w:uiPriority="99" w:name="Table Theme"/>
+    <w:lsdException w:unhideWhenUsed="0" w:uiPriority="60" w:semiHidden="0" w:name="Light Shading"/>
+    <w:lsdException w:unhideWhenUsed="0" w:uiPriority="61" w:semiHidden="0" w:name="Light List"/>
+    <w:lsdException w:unhideWhenUsed="0" w:uiPriority="62" w:semiHidden="0" w:name="Light Grid"/>
+    <w:lsdException w:unhideWhenUsed="0" w:uiPriority="63" w:semiHidden="0" w:name="Medium Shading 1"/>
+    <w:lsdException w:unhideWhenUsed="0" w:uiPriority="64" w:semiHidden="0" w:name="Medium Shading 2"/>
+    <w:lsdException w:unhideWhenUsed="0" w:uiPriority="65" w:semiHidden="0" w:name="Medium List 1"/>
+    <w:lsdException w:unhideWhenUsed="0" w:uiPriority="66" w:semiHidden="0" w:name="Medium List 2"/>
+    <w:lsdException w:unhideWhenUsed="0" w:uiPriority="67" w:semiHidden="0" w:name="Medium Grid 1"/>
+    <w:lsdException w:unhideWhenUsed="0" w:uiPriority="68" w:semiHidden="0" w:name="Medium Grid 2"/>
+    <w:lsdException w:unhideWhenUsed="0" w:uiPriority="69" w:semiHidden="0" w:name="Medium Grid 3"/>
+    <w:lsdException w:unhideWhenUsed="0" w:uiPriority="70" w:semiHidden="0" w:name="Dark List"/>
+    <w:lsdException w:unhideWhenUsed="0" w:uiPriority="71" w:semiHidden="0" w:name="Colorful Shading"/>
+    <w:lsdException w:unhideWhenUsed="0" w:uiPriority="72" w:semiHidden="0" w:name="Colorful List"/>
+    <w:lsdException w:unhideWhenUsed="0" w:uiPriority="73" w:semiHidden="0" w:name="Colorful Grid"/>
+    <w:lsdException w:unhideWhenUsed="0" w:uiPriority="60" w:semiHidden="0" w:name="Light Shading Accent 1"/>
+    <w:lsdException w:unhideWhenUsed="0" w:uiPriority="61" w:semiHidden="0" w:name="Light List Accent 1"/>
+    <w:lsdException w:unhideWhenUsed="0" w:uiPriority="62" w:semiHidden="0" w:name="Light Grid Accent 1"/>
+    <w:lsdException w:unhideWhenUsed="0" w:uiPriority="63" w:semiHidden="0" w:name="Medium Shading 1 Accent 1"/>
+    <w:lsdException w:unhideWhenUsed="0" w:uiPriority="64" w:semiHidden="0" w:name="Medium Shading 2 Accent 1"/>
+    <w:lsdException w:unhideWhenUsed="0" w:uiPriority="65" w:semiHidden="0" w:name="Medium List 1 Accent 1"/>
+    <w:lsdException w:qFormat="1" w:unhideWhenUsed="0" w:uiPriority="1" w:semiHidden="0" w:name="List Paragraph"/>
+    <w:lsdException w:unhideWhenUsed="0" w:uiPriority="66" w:semiHidden="0" w:name="Medium List 2 Accent 1"/>
+    <w:lsdException w:unhideWhenUsed="0" w:uiPriority="67" w:semiHidden="0" w:name="Medium Grid 1 Accent 1"/>
+    <w:lsdException w:unhideWhenUsed="0" w:uiPriority="68" w:semiHidden="0" w:name="Medium Grid 2 Accent 1"/>
+    <w:lsdException w:unhideWhenUsed="0" w:uiPriority="69" w:semiHidden="0" w:name="Medium Grid 3 Accent 1"/>
+    <w:lsdException w:unhideWhenUsed="0" w:uiPriority="70" w:semiHidden="0" w:name="Dark List Accent 1"/>
+    <w:lsdException w:unhideWhenUsed="0" w:uiPriority="71" w:semiHidden="0" w:name="Colorful Shading Accent 1"/>
+    <w:lsdException w:unhideWhenUsed="0" w:uiPriority="72" w:semiHidden="0" w:name="Colorful List Accent 1"/>
+    <w:lsdException w:unhideWhenUsed="0" w:uiPriority="73" w:semiHidden="0" w:name="Colorful Grid Accent 1"/>
+    <w:lsdException w:unhideWhenUsed="0" w:uiPriority="60" w:semiHidden="0" w:name="Light Shading Accent 2"/>
+    <w:lsdException w:unhideWhenUsed="0" w:uiPriority="61" w:semiHidden="0" w:name="Light List Accent 2"/>
+    <w:lsdException w:unhideWhenUsed="0" w:uiPriority="62" w:semiHidden="0" w:name="Light Grid Accent 2"/>
+    <w:lsdException w:unhideWhenUsed="0" w:uiPriority="63" w:semiHidden="0" w:name="Medium Shading 1 Accent 2"/>
+    <w:lsdException w:unhideWhenUsed="0" w:uiPriority="64" w:semiHidden="0" w:name="Medium Shading 2 Accent 2"/>
+    <w:lsdException w:unhideWhenUsed="0" w:uiPriority="65" w:semiHidden="0" w:name="Medium List 1 Accent 2"/>
+    <w:lsdException w:unhideWhenUsed="0" w:uiPriority="66" w:semiHidden="0" w:name="Medium List 2 Accent 2"/>
+    <w:lsdException w:unhideWhenUsed="0" w:uiPriority="67" w:semiHidden="0" w:name="Medium Grid 1 Accent 2"/>
+    <w:lsdException w:unhideWhenUsed="0" w:uiPriority="68" w:semiHidden="0" w:name="Medium Grid 2 Accent 2"/>
+    <w:lsdException w:unhideWhenUsed="0" w:uiPriority="69" w:semiHidden="0" w:name="Medium Grid 3 Accent 2"/>
+    <w:lsdException w:unhideWhenUsed="0" w:uiPriority="70" w:semiHidden="0" w:name="Dark List Accent 2"/>
+    <w:lsdException w:unhideWhenUsed="0" w:uiPriority="71" w:semiHidden="0" w:name="Colorful Shading Accent 2"/>
+    <w:lsdException w:unhideWhenUsed="0" w:uiPriority="72" w:semiHidden="0" w:name="Colorful List Accent 2"/>
+    <w:lsdException w:unhideWhenUsed="0" w:uiPriority="73" w:semiHidden="0" w:name="Colorful Grid Accent 2"/>
+    <w:lsdException w:unhideWhenUsed="0" w:uiPriority="60" w:semiHidden="0" w:name="Light Shading Accent 3"/>
+    <w:lsdException w:unhideWhenUsed="0" w:uiPriority="61" w:semiHidden="0" w:name="Light List Accent 3"/>
+    <w:lsdException w:unhideWhenUsed="0" w:uiPriority="62" w:semiHidden="0" w:name="Light Grid Accent 3"/>
+    <w:lsdException w:unhideWhenUsed="0" w:uiPriority="63" w:semiHidden="0" w:name="Medium Shading 1 Accent 3"/>
+    <w:lsdException w:unhideWhenUsed="0" w:uiPriority="64" w:semiHidden="0" w:name="Medium Shading 2 Accent 3"/>
+    <w:lsdException w:unhideWhenUsed="0" w:uiPriority="65" w:semiHidden="0" w:name="Medium List 1 Accent 3"/>
+    <w:lsdException w:unhideWhenUsed="0" w:uiPriority="66" w:semiHidden="0" w:name="Medium List 2 Accent 3"/>
+    <w:lsdException w:unhideWhenUsed="0" w:uiPriority="67" w:semiHidden="0" w:name="Medium Grid 1 Accent 3"/>
+    <w:lsdException w:unhideWhenUsed="0" w:uiPriority="68" w:semiHidden="0" w:name="Medium Grid 2 Accent 3"/>
+    <w:lsdException w:unhideWhenUsed="0" w:uiPriority="69" w:semiHidden="0" w:name="Medium Grid 3 Accent 3"/>
+    <w:lsdException w:unhideWhenUsed="0" w:uiPriority="70" w:semiHidden="0" w:name="Dark List Accent 3"/>
+    <w:lsdException w:unhideWhenUsed="0" w:uiPriority="71" w:semiHidden="0" w:name="Colorful Shading Accent 3"/>
+    <w:lsdException w:unhideWhenUsed="0" w:uiPriority="72" w:semiHidden="0" w:name="Colorful List Accent 3"/>
+    <w:lsdException w:unhideWhenUsed="0" w:uiPriority="73" w:semiHidden="0" w:name="Colorful Grid Accent 3"/>
+    <w:lsdException w:unhideWhenUsed="0" w:uiPriority="60" w:semiHidden="0" w:name="Light Shading Accent 4"/>
+    <w:lsdException w:unhideWhenUsed="0" w:uiPriority="61" w:semiHidden="0" w:name="Light List Accent 4"/>
+    <w:lsdException w:unhideWhenUsed="0" w:uiPriority="62" w:semiHidden="0" w:name="Light Grid Accent 4"/>
+    <w:lsdException w:unhideWhenUsed="0" w:uiPriority="63" w:semiHidden="0" w:name="Medium Shading 1 Accent 4"/>
+    <w:lsdException w:unhideWhenUsed="0" w:uiPriority="64" w:semiHidden="0" w:name="Medium Shading 2 Accent 4"/>
+    <w:lsdException w:unhideWhenUsed="0" w:uiPriority="65" w:semiHidden="0" w:name="Medium List 1 Accent 4"/>
+    <w:lsdException w:unhideWhenUsed="0" w:uiPriority="66" w:semiHidden="0" w:name="Medium List 2 Accent 4"/>
+    <w:lsdException w:unhideWhenUsed="0" w:uiPriority="67" w:semiHidden="0" w:name="Medium Grid 1 Accent 4"/>
+    <w:lsdException w:unhideWhenUsed="0" w:uiPriority="68" w:semiHidden="0" w:name="Medium Grid 2 Accent 4"/>
+    <w:lsdException w:unhideWhenUsed="0" w:uiPriority="69" w:semiHidden="0" w:name="Medium Grid 3 Accent 4"/>
+    <w:lsdException w:unhideWhenUsed="0" w:uiPriority="70" w:semiHidden="0" w:name="Dark List Accent 4"/>
+    <w:lsdException w:unhideWhenUsed="0" w:uiPriority="71" w:semiHidden="0" w:name="Colorful Shading Accent 4"/>
+    <w:lsdException w:unhideWhenUsed="0" w:uiPriority="72" w:semiHidden="0" w:name="Colorful List Accent 4"/>
+    <w:lsdException w:unhideWhenUsed="0" w:uiPriority="73" w:semiHidden="0" w:name="Colorful Grid Accent 4"/>
+    <w:lsdException w:unhideWhenUsed="0" w:uiPriority="60" w:semiHidden="0" w:name="Light Shading Accent 5"/>
+    <w:lsdException w:unhideWhenUsed="0" w:uiPriority="61" w:semiHidden="0" w:name="Light List Accent 5"/>
+    <w:lsdException w:unhideWhenUsed="0" w:uiPriority="62" w:semiHidden="0" w:name="Light Grid Accent 5"/>
+    <w:lsdException w:unhideWhenUsed="0" w:uiPriority="63" w:semiHidden="0" w:name="Medium Shading 1 Accent 5"/>
+    <w:lsdException w:unhideWhenUsed="0" w:uiPriority="64" w:semiHidden="0" w:name="Medium Shading 2 Accent 5"/>
+    <w:lsdException w:unhideWhenUsed="0" w:uiPriority="65" w:semiHidden="0" w:name="Medium List 1 Accent 5"/>
+    <w:lsdException w:unhideWhenUsed="0" w:uiPriority="66" w:semiHidden="0" w:name="Medium List 2 Accent 5"/>
+    <w:lsdException w:unhideWhenUsed="0" w:uiPriority="67" w:semiHidden="0" w:name="Medium Grid 1 Accent 5"/>
+    <w:lsdException w:unhideWhenUsed="0" w:uiPriority="68" w:semiHidden="0" w:name="Medium Grid 2 Accent 5"/>
+    <w:lsdException w:unhideWhenUsed="0" w:uiPriority="69" w:semiHidden="0" w:name="Medium Grid 3 Accent 5"/>
+    <w:lsdException w:unhideWhenUsed="0" w:uiPriority="70" w:semiHidden="0" w:name="Dark List Accent 5"/>
+    <w:lsdException w:unhideWhenUsed="0" w:uiPriority="71" w:semiHidden="0" w:name="Colorful Shading Accent 5"/>
+    <w:lsdException w:unhideWhenUsed="0" w:uiPriority="72" w:semiHidden="0" w:name="Colorful List Accent 5"/>
+    <w:lsdException w:unhideWhenUsed="0" w:uiPriority="73" w:semiHidden="0" w:name="Colorful Grid Accent 5"/>
+    <w:lsdException w:unhideWhenUsed="0" w:uiPriority="60" w:semiHidden="0" w:name="Light Shading Accent 6"/>
+    <w:lsdException w:unhideWhenUsed="0" w:uiPriority="61" w:semiHidden="0" w:name="Light List Accent 6"/>
+    <w:lsdException w:unhideWhenUsed="0" w:uiPriority="62" w:semiHidden="0" w:name="Light Grid Accent 6"/>
+    <w:lsdException w:unhideWhenUsed="0" w:uiPriority="63" w:semiHidden="0" w:name="Medium Shading 1 Accent 6"/>
+    <w:lsdException w:unhideWhenUsed="0" w:uiPriority="64" w:semiHidden="0" w:name="Medium Shading 2 Accent 6"/>
+    <w:lsdException w:unhideWhenUsed="0" w:uiPriority="65" w:semiHidden="0" w:name="Medium List 1 Accent 6"/>
+    <w:lsdException w:unhideWhenUsed="0" w:uiPriority="66" w:semiHidden="0" w:name="Medium List 2 Accent 6"/>
+    <w:lsdException w:unhideWhenUsed="0" w:uiPriority="67" w:semiHidden="0" w:name="Medium Grid 1 Accent 6"/>
+    <w:lsdException w:unhideWhenUsed="0" w:uiPriority="68" w:semiHidden="0" w:name="Medium Grid 2 Accent 6"/>
+    <w:lsdException w:unhideWhenUsed="0" w:uiPriority="69" w:semiHidden="0" w:name="Medium Grid 3 Accent 6"/>
+    <w:lsdException w:unhideWhenUsed="0" w:uiPriority="70" w:semiHidden="0" w:name="Dark List Accent 6"/>
+    <w:lsdException w:unhideWhenUsed="0" w:uiPriority="71" w:semiHidden="0" w:name="Colorful Shading Accent 6"/>
+    <w:lsdException w:unhideWhenUsed="0" w:uiPriority="72" w:semiHidden="0" w:name="Colorful List Accent 6"/>
+    <w:lsdException w:unhideWhenUsed="0" w:uiPriority="73" w:semiHidden="0" w:name="Colorful Grid Accent 6"/>
   </w:latentStyles>
-  <w:style w:type="paragraph" w:default="1" w:styleId="Normal">
+  <w:style w:type="paragraph" w:default="1" w:styleId="1">
     <w:name w:val="Normal"/>
     <w:qFormat/>
+    <w:uiPriority w:val="0"/>
+    <w:pPr>
+      <w:widowControl w:val="0"/>
+      <w:autoSpaceDE w:val="0"/>
+      <w:autoSpaceDN w:val="0"/>
+    </w:pPr>
     <w:rPr>
-      <w:rFonts w:ascii="Times New Roman" w:eastAsia="Times New Roman" w:hAnsi="Times New Roman" w:cs="Times New Roman"/>
+      <w:rFonts w:ascii="Times New Roman" w:hAnsi="Times New Roman" w:eastAsia="Times New Roman" w:cs="Times New Roman"/>
+      <w:sz w:val="22"/>
+      <w:szCs w:val="22"/>
+      <w:lang w:val="en-US" w:eastAsia="en-US" w:bidi="ar-SA"/>
     </w:rPr>
   </w:style>
-  <w:style w:type="character" w:default="1" w:styleId="DefaultParagraphFont">
+  <w:style w:type="character" w:default="1" w:styleId="2">
     <w:name w:val="Default Paragraph Font"/>
-    <w:uiPriority w:val="1"/>
     <w:semiHidden/>
     <w:unhideWhenUsed/>
+    <w:uiPriority w:val="1"/>
   </w:style>
-  <w:style w:type="table" w:default="1" w:styleId="TableNormal">
+  <w:style w:type="table" w:default="1" w:styleId="3">
     <w:name w:val="Normal Table"/>
-    <w:uiPriority w:val="99"/>
     <w:semiHidden/>
     <w:unhideWhenUsed/>
+    <w:uiPriority w:val="99"/>
     <w:tblPr>
-      <w:tblInd w:w="0" w:type="dxa"/>
       <w:tblCellMar>
         <w:top w:w="0" w:type="dxa"/>
         <w:left w:w="108" w:type="dxa"/>
@@ -1817,49 +1687,43 @@
       </w:tblCellMar>
     </w:tblPr>
   </w:style>
-  <w:style w:type="numbering" w:default="1" w:styleId="NoList">
-    <w:name w:val="No List"/>
-    <w:uiPriority w:val="99"/>
-    <w:semiHidden/>
-    <w:unhideWhenUsed/>
-  </w:style>
-  <w:style w:type="paragraph" w:styleId="BodyText">
+  <w:style w:type="paragraph" w:styleId="4">
     <w:name w:val="Body Text"/>
-    <w:basedOn w:val="Normal"/>
+    <w:basedOn w:val="1"/>
+    <w:qFormat/>
     <w:uiPriority w:val="1"/>
-    <w:qFormat/>
     <w:rPr>
       <w:sz w:val="24"/>
       <w:szCs w:val="24"/>
     </w:rPr>
   </w:style>
-  <w:style w:type="paragraph" w:styleId="Title">
+  <w:style w:type="paragraph" w:styleId="5">
     <w:name w:val="Title"/>
-    <w:basedOn w:val="Normal"/>
+    <w:basedOn w:val="1"/>
+    <w:qFormat/>
     <w:uiPriority w:val="10"/>
-    <w:qFormat/>
     <w:pPr>
       <w:spacing w:before="28"/>
       <w:ind w:left="1323" w:right="807"/>
       <w:jc w:val="center"/>
     </w:pPr>
     <w:rPr>
-      <w:rFonts w:ascii="Tahoma" w:eastAsia="Tahoma" w:hAnsi="Tahoma" w:cs="Tahoma"/>
+      <w:rFonts w:ascii="Tahoma" w:hAnsi="Tahoma" w:eastAsia="Tahoma" w:cs="Tahoma"/>
       <w:sz w:val="72"/>
       <w:szCs w:val="72"/>
     </w:rPr>
   </w:style>
-  <w:style w:type="paragraph" w:styleId="ListParagraph">
+  <w:style w:type="paragraph" w:styleId="6">
     <w:name w:val="List Paragraph"/>
-    <w:basedOn w:val="Normal"/>
+    <w:basedOn w:val="1"/>
+    <w:qFormat/>
     <w:uiPriority w:val="1"/>
+  </w:style>
+  <w:style w:type="paragraph" w:customStyle="1" w:styleId="7">
+    <w:name w:val="Table Paragraph"/>
+    <w:basedOn w:val="1"/>
     <w:qFormat/>
-  </w:style>
-  <w:style w:type="paragraph" w:customStyle="1" w:styleId="TableParagraph">
-    <w:name w:val="Table Paragraph"/>
-    <w:basedOn w:val="Normal"/>
     <w:uiPriority w:val="1"/>
-    <w:qFormat/>
   </w:style>
 </w:styles>
 </file>
@@ -2143,6 +2007,22 @@
     </a:fmtScheme>
   </a:themeElements>
   <a:objectDefaults/>
-  <a:extraClrSchemeLst/>
 </a:theme>
+</file>
+
+<file path=customXml/item1.xml><?xml version="1.0" encoding="utf-8"?>
+<s:customData xmlns="http://www.wps.cn/officeDocument/2013/wpsCustomData" xmlns:s="http://www.wps.cn/officeDocument/2013/wpsCustomData">
+  <customSectProps/>
+  <customShpExts>
+    <customShpInfo spid="_x0000_s1026"/>
+  </customShpExts>
+</s:customData>
+</file>
+
+<file path=customXml/itemProps1.xml><?xml version="1.0" encoding="utf-8"?>
+<ds:datastoreItem xmlns:ds="http://schemas.openxmlformats.org/officeDocument/2006/customXml" ds:itemID="{B1977F7D-205B-4081-913C-38D41E755F92}">
+  <ds:schemaRefs>
+    <ds:schemaRef ds:uri="http://www.wps.cn/officeDocument/2013/wpsCustomData"/>
+  </ds:schemaRefs>
+</ds:datastoreItem>
 </file>